--- a/06_可直接打开的Word版/01_计划与每日笔记__每日笔记__Day05_6月2日_计数资料与卡方检验_详细版.docx
+++ b/06_可直接打开的Word版/01_计划与每日笔记__每日笔记__Day05_6月2日_计数资料与卡方检验_详细版.docx
@@ -3,19 +3,18 @@
 <w:document xmlns:wpc="http://schemas.microsoft.com/office/word/2010/wordprocessingCanvas" xmlns:mo="http://schemas.microsoft.com/office/mac/office/2008/main" xmlns:mc="http://schemas.openxmlformats.org/markup-compatibility/2006" xmlns:mv="urn:schemas-microsoft-com:mac:vml" xmlns:o="urn:schemas-microsoft-com:office:office" xmlns:r="http://schemas.openxmlformats.org/officeDocument/2006/relationships" xmlns:m="http://schemas.openxmlformats.org/officeDocument/2006/math" xmlns:v="urn:schemas-microsoft-com:vml" xmlns:wp14="http://schemas.microsoft.com/office/word/2010/wordprocessingDrawing" xmlns:wp="http://schemas.openxmlformats.org/drawingml/2006/wordprocessingDrawing" xmlns:w10="urn:schemas-microsoft-com:office:word" xmlns:w="http://schemas.openxmlformats.org/wordprocessingml/2006/main" xmlns:w14="http://schemas.microsoft.com/office/word/2010/wordml" xmlns:wpg="http://schemas.microsoft.com/office/word/2010/wordprocessingGroup" xmlns:wpi="http://schemas.microsoft.com/office/word/2010/wordprocessingInk" xmlns:wne="http://schemas.microsoft.com/office/word/2006/wordml" xmlns:wps="http://schemas.microsoft.com/office/word/2010/wordprocessingShape" mc:Ignorable="w14 wp14">
   <w:body>
     <w:p>
-      <w:pPr>
-        <w:pStyle w:val="Heading1"/>
-      </w:pPr>
-      <w:r>
-        <w:t>Day05_6月2日_计数资料与卡方检验_详细版</w:t>
-      </w:r>
-    </w:p>
-    <w:p/>
-    <w:p>
-      <w:r>
-        <w:rPr>
-          <w:rFonts w:ascii="Microsoft YaHei" w:hAnsi="Microsoft YaHei" w:eastAsia="Microsoft YaHei"/>
-          <w:sz w:val="22"/>
+      <w:r>
+        <w:rPr>
+          <w:rFonts w:ascii="Microsoft YaHei" w:hAnsi="Microsoft YaHei" w:eastAsia="Microsoft YaHei"/>
+        </w:rPr>
+        <w:t>﻿# Day05_6月2日_计数资料与卡方检验_详细版</w:t>
+      </w:r>
+    </w:p>
+    <w:p/>
+    <w:p>
+      <w:r>
+        <w:rPr>
+          <w:rFonts w:ascii="Microsoft YaHei" w:hAnsi="Microsoft YaHei" w:eastAsia="Microsoft YaHei"/>
         </w:rPr>
         <w:t>今日目标：把“计数资料怎么描述”“什么时候用卡方检验”“理论频数和校正卡方怎么判断”“SPSS 输出看哪里”一次理顺。</w:t>
       </w:r>
@@ -25,7 +24,6 @@
       <w:r>
         <w:rPr>
           <w:rFonts w:ascii="Microsoft YaHei" w:hAnsi="Microsoft YaHei" w:eastAsia="Microsoft YaHei"/>
-          <w:sz w:val="22"/>
         </w:rPr>
         <w:t>前面几天主要学的是计量资料：均数、标准差、t 检验、方差分析。</w:t>
       </w:r>
@@ -34,7 +32,6 @@
       <w:r>
         <w:rPr>
           <w:rFonts w:ascii="Microsoft YaHei" w:hAnsi="Microsoft YaHei" w:eastAsia="Microsoft YaHei"/>
-          <w:sz w:val="22"/>
         </w:rPr>
         <w:t>今天换成计数资料，也就是分类结果：有效/无效、患病/未患病、阳性/阴性、男/女、不同血型等。</w:t>
       </w:r>
@@ -44,7 +41,6 @@
       <w:r>
         <w:rPr>
           <w:rFonts w:ascii="Microsoft YaHei" w:hAnsi="Microsoft YaHei" w:eastAsia="Microsoft YaHei"/>
-          <w:sz w:val="22"/>
         </w:rPr>
         <w:t>一句话总纲：</w:t>
       </w:r>
@@ -54,17 +50,15 @@
       <w:r>
         <w:rPr>
           <w:rFonts w:ascii="Microsoft YaHei" w:hAnsi="Microsoft YaHei" w:eastAsia="Microsoft YaHei"/>
-          <w:sz w:val="22"/>
-        </w:rPr>
-        <w:t>&gt; 计量资料比较均数，计数资料比较率或构成比。</w:t>
-      </w:r>
-    </w:p>
-    <w:p/>
-    <w:p>
-      <w:r>
-        <w:rPr>
-          <w:rFonts w:ascii="Microsoft YaHei" w:hAnsi="Microsoft YaHei" w:eastAsia="Microsoft YaHei"/>
-          <w:sz w:val="22"/>
+        </w:rPr>
+        <w:t>计量资料比较均数，计数资料比较率或构成比。</w:t>
+      </w:r>
+    </w:p>
+    <w:p/>
+    <w:p>
+      <w:r>
+        <w:rPr>
+          <w:rFonts w:ascii="Microsoft YaHei" w:hAnsi="Microsoft YaHei" w:eastAsia="Microsoft YaHei"/>
         </w:rPr>
         <w:t>---</w:t>
       </w:r>
@@ -83,7 +77,6 @@
       <w:r>
         <w:rPr>
           <w:rFonts w:ascii="Microsoft YaHei" w:hAnsi="Microsoft YaHei" w:eastAsia="Microsoft YaHei"/>
-          <w:sz w:val="22"/>
         </w:rPr>
         <w:t>医学研究里常见两类资料：</w:t>
       </w:r>
@@ -96,7 +89,6 @@
       <w:r>
         <w:rPr>
           <w:rFonts w:ascii="Microsoft YaHei" w:hAnsi="Microsoft YaHei" w:eastAsia="Microsoft YaHei"/>
-          <w:sz w:val="22"/>
         </w:rPr>
         <w:t>血压、血糖、身高、体重：这些是计量资料。</w:t>
       </w:r>
@@ -108,7 +100,6 @@
       <w:r>
         <w:rPr>
           <w:rFonts w:ascii="Microsoft YaHei" w:hAnsi="Microsoft YaHei" w:eastAsia="Microsoft YaHei"/>
-          <w:sz w:val="22"/>
         </w:rPr>
         <w:t>男/女、阳性/阴性、有效/无效、患病/未患病：这些是计数资料。</w:t>
       </w:r>
@@ -118,7 +109,6 @@
       <w:r>
         <w:rPr>
           <w:rFonts w:ascii="Microsoft YaHei" w:hAnsi="Microsoft YaHei" w:eastAsia="Microsoft YaHei"/>
-          <w:sz w:val="22"/>
         </w:rPr>
         <w:t>计数资料通常先数人数或例数，再计算相对数。</w:t>
       </w:r>
@@ -128,7 +118,6 @@
       <w:r>
         <w:rPr>
           <w:rFonts w:ascii="Microsoft YaHei" w:hAnsi="Microsoft YaHei" w:eastAsia="Microsoft YaHei"/>
-          <w:sz w:val="22"/>
         </w:rPr>
         <w:t>例如：</w:t>
       </w:r>
@@ -141,7 +130,6 @@
       <w:r>
         <w:rPr>
           <w:rFonts w:ascii="Microsoft YaHei" w:hAnsi="Microsoft YaHei" w:eastAsia="Microsoft YaHei"/>
-          <w:sz w:val="22"/>
         </w:rPr>
         <w:t>100 人中 20 人患病，患病率是 20%。</w:t>
       </w:r>
@@ -153,7 +141,6 @@
       <w:r>
         <w:rPr>
           <w:rFonts w:ascii="Microsoft YaHei" w:hAnsi="Microsoft YaHei" w:eastAsia="Microsoft YaHei"/>
-          <w:sz w:val="22"/>
         </w:rPr>
         <w:t>50 例患者中 35 例治疗有效，有效率是 70%。</w:t>
       </w:r>
@@ -165,7 +152,6 @@
       <w:r>
         <w:rPr>
           <w:rFonts w:ascii="Microsoft YaHei" w:hAnsi="Microsoft YaHei" w:eastAsia="Microsoft YaHei"/>
-          <w:sz w:val="22"/>
         </w:rPr>
         <w:t>某医院死亡病例中，肿瘤死亡占 30%，心血管病死亡占 25%，这是死因构成。</w:t>
       </w:r>
@@ -175,7 +161,6 @@
       <w:r>
         <w:rPr>
           <w:rFonts w:ascii="Microsoft YaHei" w:hAnsi="Microsoft YaHei" w:eastAsia="Microsoft YaHei"/>
-          <w:sz w:val="22"/>
         </w:rPr>
         <w:t>今天重点有两个：</w:t>
       </w:r>
@@ -188,7 +173,6 @@
       <w:r>
         <w:rPr>
           <w:rFonts w:ascii="Microsoft YaHei" w:hAnsi="Microsoft YaHei" w:eastAsia="Microsoft YaHei"/>
-          <w:sz w:val="22"/>
         </w:rPr>
         <w:t>会区分率、构成比、相对比。</w:t>
       </w:r>
@@ -200,7 +184,6 @@
       <w:r>
         <w:rPr>
           <w:rFonts w:ascii="Microsoft YaHei" w:hAnsi="Microsoft YaHei" w:eastAsia="Microsoft YaHei"/>
-          <w:sz w:val="22"/>
         </w:rPr>
         <w:t>会用卡方检验比较分类资料。</w:t>
       </w:r>
@@ -210,7 +193,6 @@
       <w:r>
         <w:rPr>
           <w:rFonts w:ascii="Microsoft YaHei" w:hAnsi="Microsoft YaHei" w:eastAsia="Microsoft YaHei"/>
-          <w:sz w:val="22"/>
         </w:rPr>
         <w:t>---</w:t>
       </w:r>
@@ -229,7 +211,6 @@
       <w:r>
         <w:rPr>
           <w:rFonts w:ascii="Microsoft YaHei" w:hAnsi="Microsoft YaHei" w:eastAsia="Microsoft YaHei"/>
-          <w:sz w:val="22"/>
         </w:rPr>
         <w:t>计数资料也叫分类资料。</w:t>
       </w:r>
@@ -239,7 +220,6 @@
       <w:r>
         <w:rPr>
           <w:rFonts w:ascii="Microsoft YaHei" w:hAnsi="Microsoft YaHei" w:eastAsia="Microsoft YaHei"/>
-          <w:sz w:val="22"/>
         </w:rPr>
         <w:t>它的原始观察结果通常不是连续数值，而是类别。</w:t>
       </w:r>
@@ -249,7 +229,6 @@
       <w:r>
         <w:rPr>
           <w:rFonts w:ascii="Microsoft YaHei" w:hAnsi="Microsoft YaHei" w:eastAsia="Microsoft YaHei"/>
-          <w:sz w:val="22"/>
         </w:rPr>
         <w:t>常见例子：</w:t>
       </w:r>
@@ -259,80 +238,63 @@
       <w:r>
         <w:rPr>
           <w:rFonts w:ascii="Microsoft YaHei" w:hAnsi="Microsoft YaHei" w:eastAsia="Microsoft YaHei"/>
-          <w:sz w:val="22"/>
-        </w:rPr>
-        <w:t>| 变量 | 类型 | 例子 |</w:t>
-      </w:r>
-    </w:p>
-    <w:p>
-      <w:r>
-        <w:rPr>
-          <w:rFonts w:ascii="Microsoft YaHei" w:hAnsi="Microsoft YaHei" w:eastAsia="Microsoft YaHei"/>
-          <w:sz w:val="22"/>
-        </w:rPr>
-        <w:t>|---|---|---|</w:t>
-      </w:r>
-    </w:p>
-    <w:p>
-      <w:r>
-        <w:rPr>
-          <w:rFonts w:ascii="Microsoft YaHei" w:hAnsi="Microsoft YaHei" w:eastAsia="Microsoft YaHei"/>
-          <w:sz w:val="22"/>
-        </w:rPr>
-        <w:t>| 性别 | 二分类 | 男、女 |</w:t>
-      </w:r>
-    </w:p>
-    <w:p>
-      <w:r>
-        <w:rPr>
-          <w:rFonts w:ascii="Microsoft YaHei" w:hAnsi="Microsoft YaHei" w:eastAsia="Microsoft YaHei"/>
-          <w:sz w:val="22"/>
-        </w:rPr>
-        <w:t>| 治疗结局 | 二分类 | 有效、无效 |</w:t>
-      </w:r>
-    </w:p>
-    <w:p>
-      <w:r>
-        <w:rPr>
-          <w:rFonts w:ascii="Microsoft YaHei" w:hAnsi="Microsoft YaHei" w:eastAsia="Microsoft YaHei"/>
-          <w:sz w:val="22"/>
-        </w:rPr>
-        <w:t>| 检查结果 | 二分类 | 阳性、阴性 |</w:t>
-      </w:r>
-    </w:p>
-    <w:p>
-      <w:r>
-        <w:rPr>
-          <w:rFonts w:ascii="Microsoft YaHei" w:hAnsi="Microsoft YaHei" w:eastAsia="Microsoft YaHei"/>
-          <w:sz w:val="22"/>
-        </w:rPr>
-        <w:t>| 血型 | 多分类 | A、B、AB、O |</w:t>
-      </w:r>
-    </w:p>
-    <w:p>
-      <w:r>
-        <w:rPr>
-          <w:rFonts w:ascii="Microsoft YaHei" w:hAnsi="Microsoft YaHei" w:eastAsia="Microsoft YaHei"/>
-          <w:sz w:val="22"/>
-        </w:rPr>
-        <w:t>| 职业 | 多分类 | 工人、农民、干部、学生 |</w:t>
-      </w:r>
-    </w:p>
-    <w:p>
-      <w:r>
-        <w:rPr>
-          <w:rFonts w:ascii="Microsoft YaHei" w:hAnsi="Microsoft YaHei" w:eastAsia="Microsoft YaHei"/>
-          <w:sz w:val="22"/>
-        </w:rPr>
-        <w:t>| 疾病严重程度 | 等级资料 | 轻、中、重 |</w:t>
-      </w:r>
-    </w:p>
-    <w:p/>
-    <w:p>
-      <w:r>
-        <w:rPr>
-          <w:rFonts w:ascii="Microsoft YaHei" w:hAnsi="Microsoft YaHei" w:eastAsia="Microsoft YaHei"/>
-          <w:sz w:val="22"/>
+        </w:rPr>
+        <w:t>变量 | 类型 | 例子</w:t>
+      </w:r>
+    </w:p>
+    <w:p>
+      <w:r>
+        <w:rPr>
+          <w:rFonts w:ascii="Microsoft YaHei" w:hAnsi="Microsoft YaHei" w:eastAsia="Microsoft YaHei"/>
+        </w:rPr>
+        <w:t>性别 | 二分类 | 男、女</w:t>
+      </w:r>
+    </w:p>
+    <w:p>
+      <w:r>
+        <w:rPr>
+          <w:rFonts w:ascii="Microsoft YaHei" w:hAnsi="Microsoft YaHei" w:eastAsia="Microsoft YaHei"/>
+        </w:rPr>
+        <w:t>治疗结局 | 二分类 | 有效、无效</w:t>
+      </w:r>
+    </w:p>
+    <w:p>
+      <w:r>
+        <w:rPr>
+          <w:rFonts w:ascii="Microsoft YaHei" w:hAnsi="Microsoft YaHei" w:eastAsia="Microsoft YaHei"/>
+        </w:rPr>
+        <w:t>检查结果 | 二分类 | 阳性、阴性</w:t>
+      </w:r>
+    </w:p>
+    <w:p>
+      <w:r>
+        <w:rPr>
+          <w:rFonts w:ascii="Microsoft YaHei" w:hAnsi="Microsoft YaHei" w:eastAsia="Microsoft YaHei"/>
+        </w:rPr>
+        <w:t>血型 | 多分类 | A、B、AB、O</w:t>
+      </w:r>
+    </w:p>
+    <w:p>
+      <w:r>
+        <w:rPr>
+          <w:rFonts w:ascii="Microsoft YaHei" w:hAnsi="Microsoft YaHei" w:eastAsia="Microsoft YaHei"/>
+        </w:rPr>
+        <w:t>职业 | 多分类 | 工人、农民、干部、学生</w:t>
+      </w:r>
+    </w:p>
+    <w:p>
+      <w:r>
+        <w:rPr>
+          <w:rFonts w:ascii="Microsoft YaHei" w:hAnsi="Microsoft YaHei" w:eastAsia="Microsoft YaHei"/>
+        </w:rPr>
+        <w:t>疾病严重程度 | 等级资料 | 轻、中、重</w:t>
+      </w:r>
+    </w:p>
+    <w:p/>
+    <w:p>
+      <w:r>
+        <w:rPr>
+          <w:rFonts w:ascii="Microsoft YaHei" w:hAnsi="Microsoft YaHei" w:eastAsia="Microsoft YaHei"/>
         </w:rPr>
         <w:t>注意：</w:t>
       </w:r>
@@ -342,17 +304,15 @@
       <w:r>
         <w:rPr>
           <w:rFonts w:ascii="Microsoft YaHei" w:hAnsi="Microsoft YaHei" w:eastAsia="Microsoft YaHei"/>
-          <w:sz w:val="22"/>
-        </w:rPr>
-        <w:t>&gt; 等级资料虽然也是分类，但类别有顺序，很多时候不能简单当普通计数资料处理，常要考虑秩和检验。</w:t>
-      </w:r>
-    </w:p>
-    <w:p/>
-    <w:p>
-      <w:r>
-        <w:rPr>
-          <w:rFonts w:ascii="Microsoft YaHei" w:hAnsi="Microsoft YaHei" w:eastAsia="Microsoft YaHei"/>
-          <w:sz w:val="22"/>
+        </w:rPr>
+        <w:t>等级资料虽然也是分类，但类别有顺序，很多时候不能简单当普通计数资料处理，常要考虑秩和检验。</w:t>
+      </w:r>
+    </w:p>
+    <w:p/>
+    <w:p>
+      <w:r>
+        <w:rPr>
+          <w:rFonts w:ascii="Microsoft YaHei" w:hAnsi="Microsoft YaHei" w:eastAsia="Microsoft YaHei"/>
         </w:rPr>
         <w:t>例如“轻、中、重”有顺序；“A、B、O、AB 血型”没有大小顺序。</w:t>
       </w:r>
@@ -362,7 +322,6 @@
       <w:r>
         <w:rPr>
           <w:rFonts w:ascii="Microsoft YaHei" w:hAnsi="Microsoft YaHei" w:eastAsia="Microsoft YaHei"/>
-          <w:sz w:val="22"/>
         </w:rPr>
         <w:t>---</w:t>
       </w:r>
@@ -381,7 +340,6 @@
       <w:r>
         <w:rPr>
           <w:rFonts w:ascii="Microsoft YaHei" w:hAnsi="Microsoft YaHei" w:eastAsia="Microsoft YaHei"/>
-          <w:sz w:val="22"/>
         </w:rPr>
         <w:t>这是本章最基础、也最容易混的部分。</w:t>
       </w:r>
@@ -400,7 +358,6 @@
       <w:r>
         <w:rPr>
           <w:rFonts w:ascii="Microsoft YaHei" w:hAnsi="Microsoft YaHei" w:eastAsia="Microsoft YaHei"/>
-          <w:sz w:val="22"/>
         </w:rPr>
         <w:t>率用来说明：</w:t>
       </w:r>
@@ -410,17 +367,15 @@
       <w:r>
         <w:rPr>
           <w:rFonts w:ascii="Microsoft YaHei" w:hAnsi="Microsoft YaHei" w:eastAsia="Microsoft YaHei"/>
-          <w:sz w:val="22"/>
-        </w:rPr>
-        <w:t>&gt; 某现象发生的强度或频率。</w:t>
-      </w:r>
-    </w:p>
-    <w:p/>
-    <w:p>
-      <w:r>
-        <w:rPr>
-          <w:rFonts w:ascii="Microsoft YaHei" w:hAnsi="Microsoft YaHei" w:eastAsia="Microsoft YaHei"/>
-          <w:sz w:val="22"/>
+        </w:rPr>
+        <w:t>某现象发生的强度或频率。</w:t>
+      </w:r>
+    </w:p>
+    <w:p/>
+    <w:p>
+      <w:r>
+        <w:rPr>
+          <w:rFonts w:ascii="Microsoft YaHei" w:hAnsi="Microsoft YaHei" w:eastAsia="Microsoft YaHei"/>
         </w:rPr>
         <w:t>公式可以理解为：</w:t>
       </w:r>
@@ -430,17 +385,15 @@
       <w:r>
         <w:rPr>
           <w:rFonts w:ascii="Microsoft YaHei" w:hAnsi="Microsoft YaHei" w:eastAsia="Microsoft YaHei"/>
-          <w:sz w:val="22"/>
-        </w:rPr>
-        <w:t>&gt; 率 = 发生某现象的观察单位数 / 可能发生该现象的观察单位总数</w:t>
-      </w:r>
-    </w:p>
-    <w:p/>
-    <w:p>
-      <w:r>
-        <w:rPr>
-          <w:rFonts w:ascii="Microsoft YaHei" w:hAnsi="Microsoft YaHei" w:eastAsia="Microsoft YaHei"/>
-          <w:sz w:val="22"/>
+        </w:rPr>
+        <w:t>率 = 发生某现象的观察单位数 / 可能发生该现象的观察单位总数</w:t>
+      </w:r>
+    </w:p>
+    <w:p/>
+    <w:p>
+      <w:r>
+        <w:rPr>
+          <w:rFonts w:ascii="Microsoft YaHei" w:hAnsi="Microsoft YaHei" w:eastAsia="Microsoft YaHei"/>
         </w:rPr>
         <w:t>常见例子：</w:t>
       </w:r>
@@ -453,7 +406,6 @@
       <w:r>
         <w:rPr>
           <w:rFonts w:ascii="Microsoft YaHei" w:hAnsi="Microsoft YaHei" w:eastAsia="Microsoft YaHei"/>
-          <w:sz w:val="22"/>
         </w:rPr>
         <w:t>患病率。</w:t>
       </w:r>
@@ -465,7 +417,6 @@
       <w:r>
         <w:rPr>
           <w:rFonts w:ascii="Microsoft YaHei" w:hAnsi="Microsoft YaHei" w:eastAsia="Microsoft YaHei"/>
-          <w:sz w:val="22"/>
         </w:rPr>
         <w:t>发病率。</w:t>
       </w:r>
@@ -477,7 +428,6 @@
       <w:r>
         <w:rPr>
           <w:rFonts w:ascii="Microsoft YaHei" w:hAnsi="Microsoft YaHei" w:eastAsia="Microsoft YaHei"/>
-          <w:sz w:val="22"/>
         </w:rPr>
         <w:t>死亡率。</w:t>
       </w:r>
@@ -489,7 +439,6 @@
       <w:r>
         <w:rPr>
           <w:rFonts w:ascii="Microsoft YaHei" w:hAnsi="Microsoft YaHei" w:eastAsia="Microsoft YaHei"/>
-          <w:sz w:val="22"/>
         </w:rPr>
         <w:t>治愈率。</w:t>
       </w:r>
@@ -501,7 +450,6 @@
       <w:r>
         <w:rPr>
           <w:rFonts w:ascii="Microsoft YaHei" w:hAnsi="Microsoft YaHei" w:eastAsia="Microsoft YaHei"/>
-          <w:sz w:val="22"/>
         </w:rPr>
         <w:t>有效率。</w:t>
       </w:r>
@@ -513,7 +461,6 @@
       <w:r>
         <w:rPr>
           <w:rFonts w:ascii="Microsoft YaHei" w:hAnsi="Microsoft YaHei" w:eastAsia="Microsoft YaHei"/>
-          <w:sz w:val="22"/>
         </w:rPr>
         <w:t>阳性率。</w:t>
       </w:r>
@@ -523,7 +470,6 @@
       <w:r>
         <w:rPr>
           <w:rFonts w:ascii="Microsoft YaHei" w:hAnsi="Microsoft YaHei" w:eastAsia="Microsoft YaHei"/>
-          <w:sz w:val="22"/>
         </w:rPr>
         <w:t>例子：</w:t>
       </w:r>
@@ -533,7 +479,6 @@
       <w:r>
         <w:rPr>
           <w:rFonts w:ascii="Microsoft YaHei" w:hAnsi="Microsoft YaHei" w:eastAsia="Microsoft YaHei"/>
-          <w:sz w:val="22"/>
         </w:rPr>
         <w:t>某治疗组 100 人，80 人有效。</w:t>
       </w:r>
@@ -543,17 +488,15 @@
       <w:r>
         <w:rPr>
           <w:rFonts w:ascii="Microsoft YaHei" w:hAnsi="Microsoft YaHei" w:eastAsia="Microsoft YaHei"/>
-          <w:sz w:val="22"/>
-        </w:rPr>
-        <w:t>&gt; 有效率 = 80 / 100 = 80%</w:t>
-      </w:r>
-    </w:p>
-    <w:p/>
-    <w:p>
-      <w:r>
-        <w:rPr>
-          <w:rFonts w:ascii="Microsoft YaHei" w:hAnsi="Microsoft YaHei" w:eastAsia="Microsoft YaHei"/>
-          <w:sz w:val="22"/>
+        </w:rPr>
+        <w:t>有效率 = 80 / 100 = 80%</w:t>
+      </w:r>
+    </w:p>
+    <w:p/>
+    <w:p>
+      <w:r>
+        <w:rPr>
+          <w:rFonts w:ascii="Microsoft YaHei" w:hAnsi="Microsoft YaHei" w:eastAsia="Microsoft YaHei"/>
         </w:rPr>
         <w:t>这里分母是“接受治疗的人”，这些人都有可能出现“有效”这个结果。</w:t>
       </w:r>
@@ -563,7 +506,6 @@
       <w:r>
         <w:rPr>
           <w:rFonts w:ascii="Microsoft YaHei" w:hAnsi="Microsoft YaHei" w:eastAsia="Microsoft YaHei"/>
-          <w:sz w:val="22"/>
         </w:rPr>
         <w:t>考试关键词：</w:t>
       </w:r>
@@ -573,17 +515,15 @@
       <w:r>
         <w:rPr>
           <w:rFonts w:ascii="Microsoft YaHei" w:hAnsi="Microsoft YaHei" w:eastAsia="Microsoft YaHei"/>
-          <w:sz w:val="22"/>
-        </w:rPr>
-        <w:t>&gt; 说明某现象发生强度的指标是率。</w:t>
-      </w:r>
-    </w:p>
-    <w:p/>
-    <w:p>
-      <w:r>
-        <w:rPr>
-          <w:rFonts w:ascii="Microsoft YaHei" w:hAnsi="Microsoft YaHei" w:eastAsia="Microsoft YaHei"/>
-          <w:sz w:val="22"/>
+        </w:rPr>
+        <w:t>说明某现象发生强度的指标是率。</w:t>
+      </w:r>
+    </w:p>
+    <w:p/>
+    <w:p>
+      <w:r>
+        <w:rPr>
+          <w:rFonts w:ascii="Microsoft YaHei" w:hAnsi="Microsoft YaHei" w:eastAsia="Microsoft YaHei"/>
         </w:rPr>
         <w:t>---</w:t>
       </w:r>
@@ -602,7 +542,6 @@
       <w:r>
         <w:rPr>
           <w:rFonts w:ascii="Microsoft YaHei" w:hAnsi="Microsoft YaHei" w:eastAsia="Microsoft YaHei"/>
-          <w:sz w:val="22"/>
         </w:rPr>
         <w:t>构成比用来说明：</w:t>
       </w:r>
@@ -612,17 +551,15 @@
       <w:r>
         <w:rPr>
           <w:rFonts w:ascii="Microsoft YaHei" w:hAnsi="Microsoft YaHei" w:eastAsia="Microsoft YaHei"/>
-          <w:sz w:val="22"/>
-        </w:rPr>
-        <w:t>&gt; 某事物内部各组成部分占全部的比重。</w:t>
-      </w:r>
-    </w:p>
-    <w:p/>
-    <w:p>
-      <w:r>
-        <w:rPr>
-          <w:rFonts w:ascii="Microsoft YaHei" w:hAnsi="Microsoft YaHei" w:eastAsia="Microsoft YaHei"/>
-          <w:sz w:val="22"/>
+        </w:rPr>
+        <w:t>某事物内部各组成部分占全部的比重。</w:t>
+      </w:r>
+    </w:p>
+    <w:p/>
+    <w:p>
+      <w:r>
+        <w:rPr>
+          <w:rFonts w:ascii="Microsoft YaHei" w:hAnsi="Microsoft YaHei" w:eastAsia="Microsoft YaHei"/>
         </w:rPr>
         <w:t>公式可以理解为：</w:t>
       </w:r>
@@ -632,17 +569,15 @@
       <w:r>
         <w:rPr>
           <w:rFonts w:ascii="Microsoft YaHei" w:hAnsi="Microsoft YaHei" w:eastAsia="Microsoft YaHei"/>
-          <w:sz w:val="22"/>
-        </w:rPr>
-        <w:t>&gt; 构成比 = 某组成部分数量 / 同一事物各组成部分总数</w:t>
-      </w:r>
-    </w:p>
-    <w:p/>
-    <w:p>
-      <w:r>
-        <w:rPr>
-          <w:rFonts w:ascii="Microsoft YaHei" w:hAnsi="Microsoft YaHei" w:eastAsia="Microsoft YaHei"/>
-          <w:sz w:val="22"/>
+        </w:rPr>
+        <w:t>构成比 = 某组成部分数量 / 同一事物各组成部分总数</w:t>
+      </w:r>
+    </w:p>
+    <w:p/>
+    <w:p>
+      <w:r>
+        <w:rPr>
+          <w:rFonts w:ascii="Microsoft YaHei" w:hAnsi="Microsoft YaHei" w:eastAsia="Microsoft YaHei"/>
         </w:rPr>
         <w:t>常见例子：</w:t>
       </w:r>
@@ -655,7 +590,6 @@
       <w:r>
         <w:rPr>
           <w:rFonts w:ascii="Microsoft YaHei" w:hAnsi="Microsoft YaHei" w:eastAsia="Microsoft YaHei"/>
-          <w:sz w:val="22"/>
         </w:rPr>
         <w:t>死因构成。</w:t>
       </w:r>
@@ -667,7 +601,6 @@
       <w:r>
         <w:rPr>
           <w:rFonts w:ascii="Microsoft YaHei" w:hAnsi="Microsoft YaHei" w:eastAsia="Microsoft YaHei"/>
-          <w:sz w:val="22"/>
         </w:rPr>
         <w:t>病种构成。</w:t>
       </w:r>
@@ -679,7 +612,6 @@
       <w:r>
         <w:rPr>
           <w:rFonts w:ascii="Microsoft YaHei" w:hAnsi="Microsoft YaHei" w:eastAsia="Microsoft YaHei"/>
-          <w:sz w:val="22"/>
         </w:rPr>
         <w:t>年龄构成。</w:t>
       </w:r>
@@ -691,7 +623,6 @@
       <w:r>
         <w:rPr>
           <w:rFonts w:ascii="Microsoft YaHei" w:hAnsi="Microsoft YaHei" w:eastAsia="Microsoft YaHei"/>
-          <w:sz w:val="22"/>
         </w:rPr>
         <w:t>职业构成。</w:t>
       </w:r>
@@ -703,7 +634,6 @@
       <w:r>
         <w:rPr>
           <w:rFonts w:ascii="Microsoft YaHei" w:hAnsi="Microsoft YaHei" w:eastAsia="Microsoft YaHei"/>
-          <w:sz w:val="22"/>
         </w:rPr>
         <w:t>血型构成。</w:t>
       </w:r>
@@ -713,7 +643,6 @@
       <w:r>
         <w:rPr>
           <w:rFonts w:ascii="Microsoft YaHei" w:hAnsi="Microsoft YaHei" w:eastAsia="Microsoft YaHei"/>
-          <w:sz w:val="22"/>
         </w:rPr>
         <w:t>例子：</w:t>
       </w:r>
@@ -723,7 +652,6 @@
       <w:r>
         <w:rPr>
           <w:rFonts w:ascii="Microsoft YaHei" w:hAnsi="Microsoft YaHei" w:eastAsia="Microsoft YaHei"/>
-          <w:sz w:val="22"/>
         </w:rPr>
         <w:t>某医院一年死亡 100 例，其中恶性肿瘤死亡 30 例。</w:t>
       </w:r>
@@ -733,17 +661,15 @@
       <w:r>
         <w:rPr>
           <w:rFonts w:ascii="Microsoft YaHei" w:hAnsi="Microsoft YaHei" w:eastAsia="Microsoft YaHei"/>
-          <w:sz w:val="22"/>
-        </w:rPr>
-        <w:t>&gt; 恶性肿瘤死因构成比 = 30 / 100 = 30%</w:t>
-      </w:r>
-    </w:p>
-    <w:p/>
-    <w:p>
-      <w:r>
-        <w:rPr>
-          <w:rFonts w:ascii="Microsoft YaHei" w:hAnsi="Microsoft YaHei" w:eastAsia="Microsoft YaHei"/>
-          <w:sz w:val="22"/>
+        </w:rPr>
+        <w:t>恶性肿瘤死因构成比 = 30 / 100 = 30%</w:t>
+      </w:r>
+    </w:p>
+    <w:p/>
+    <w:p>
+      <w:r>
+        <w:rPr>
+          <w:rFonts w:ascii="Microsoft YaHei" w:hAnsi="Microsoft YaHei" w:eastAsia="Microsoft YaHei"/>
         </w:rPr>
         <w:t>这里并不是说“恶性肿瘤死亡率是 30%”。</w:t>
       </w:r>
@@ -752,7 +678,6 @@
       <w:r>
         <w:rPr>
           <w:rFonts w:ascii="Microsoft YaHei" w:hAnsi="Microsoft YaHei" w:eastAsia="Microsoft YaHei"/>
-          <w:sz w:val="22"/>
         </w:rPr>
         <w:t>因为分母不是全部人群，而是死亡病例总数。</w:t>
       </w:r>
@@ -762,7 +687,6 @@
       <w:r>
         <w:rPr>
           <w:rFonts w:ascii="Microsoft YaHei" w:hAnsi="Microsoft YaHei" w:eastAsia="Microsoft YaHei"/>
-          <w:sz w:val="22"/>
         </w:rPr>
         <w:t>考试关键词：</w:t>
       </w:r>
@@ -772,17 +696,15 @@
       <w:r>
         <w:rPr>
           <w:rFonts w:ascii="Microsoft YaHei" w:hAnsi="Microsoft YaHei" w:eastAsia="Microsoft YaHei"/>
-          <w:sz w:val="22"/>
-        </w:rPr>
-        <w:t>&gt; 构成比反映事物内部各组成部分占全部的比重。</w:t>
-      </w:r>
-    </w:p>
-    <w:p/>
-    <w:p>
-      <w:r>
-        <w:rPr>
-          <w:rFonts w:ascii="Microsoft YaHei" w:hAnsi="Microsoft YaHei" w:eastAsia="Microsoft YaHei"/>
-          <w:sz w:val="22"/>
+        </w:rPr>
+        <w:t>构成比反映事物内部各组成部分占全部的比重。</w:t>
+      </w:r>
+    </w:p>
+    <w:p/>
+    <w:p>
+      <w:r>
+        <w:rPr>
+          <w:rFonts w:ascii="Microsoft YaHei" w:hAnsi="Microsoft YaHei" w:eastAsia="Microsoft YaHei"/>
         </w:rPr>
         <w:t>---</w:t>
       </w:r>
@@ -801,7 +723,6 @@
       <w:r>
         <w:rPr>
           <w:rFonts w:ascii="Microsoft YaHei" w:hAnsi="Microsoft YaHei" w:eastAsia="Microsoft YaHei"/>
-          <w:sz w:val="22"/>
         </w:rPr>
         <w:t>相对比用来说明：</w:t>
       </w:r>
@@ -811,17 +732,15 @@
       <w:r>
         <w:rPr>
           <w:rFonts w:ascii="Microsoft YaHei" w:hAnsi="Microsoft YaHei" w:eastAsia="Microsoft YaHei"/>
-          <w:sz w:val="22"/>
-        </w:rPr>
-        <w:t>&gt; 两个有关指标之间的相对水平或倍数关系。</w:t>
-      </w:r>
-    </w:p>
-    <w:p/>
-    <w:p>
-      <w:r>
-        <w:rPr>
-          <w:rFonts w:ascii="Microsoft YaHei" w:hAnsi="Microsoft YaHei" w:eastAsia="Microsoft YaHei"/>
-          <w:sz w:val="22"/>
+        </w:rPr>
+        <w:t>两个有关指标之间的相对水平或倍数关系。</w:t>
+      </w:r>
+    </w:p>
+    <w:p/>
+    <w:p>
+      <w:r>
+        <w:rPr>
+          <w:rFonts w:ascii="Microsoft YaHei" w:hAnsi="Microsoft YaHei" w:eastAsia="Microsoft YaHei"/>
         </w:rPr>
         <w:t>公式可以理解为：</w:t>
       </w:r>
@@ -831,17 +750,15 @@
       <w:r>
         <w:rPr>
           <w:rFonts w:ascii="Microsoft YaHei" w:hAnsi="Microsoft YaHei" w:eastAsia="Microsoft YaHei"/>
-          <w:sz w:val="22"/>
-        </w:rPr>
-        <w:t>&gt; 相对比 = A 指标 / B 指标</w:t>
-      </w:r>
-    </w:p>
-    <w:p/>
-    <w:p>
-      <w:r>
-        <w:rPr>
-          <w:rFonts w:ascii="Microsoft YaHei" w:hAnsi="Microsoft YaHei" w:eastAsia="Microsoft YaHei"/>
-          <w:sz w:val="22"/>
+        </w:rPr>
+        <w:t>相对比 = A 指标 / B 指标</w:t>
+      </w:r>
+    </w:p>
+    <w:p/>
+    <w:p>
+      <w:r>
+        <w:rPr>
+          <w:rFonts w:ascii="Microsoft YaHei" w:hAnsi="Microsoft YaHei" w:eastAsia="Microsoft YaHei"/>
         </w:rPr>
         <w:t>常见例子：</w:t>
       </w:r>
@@ -854,7 +771,6 @@
       <w:r>
         <w:rPr>
           <w:rFonts w:ascii="Microsoft YaHei" w:hAnsi="Microsoft YaHei" w:eastAsia="Microsoft YaHei"/>
-          <w:sz w:val="22"/>
         </w:rPr>
         <w:t>男女性别比。</w:t>
       </w:r>
@@ -866,7 +782,6 @@
       <w:r>
         <w:rPr>
           <w:rFonts w:ascii="Microsoft YaHei" w:hAnsi="Microsoft YaHei" w:eastAsia="Microsoft YaHei"/>
-          <w:sz w:val="22"/>
         </w:rPr>
         <w:t>医护比。</w:t>
       </w:r>
@@ -878,7 +793,6 @@
       <w:r>
         <w:rPr>
           <w:rFonts w:ascii="Microsoft YaHei" w:hAnsi="Microsoft YaHei" w:eastAsia="Microsoft YaHei"/>
-          <w:sz w:val="22"/>
         </w:rPr>
         <w:t>某地发病率是另一地的几倍。</w:t>
       </w:r>
@@ -890,7 +804,6 @@
       <w:r>
         <w:rPr>
           <w:rFonts w:ascii="Microsoft YaHei" w:hAnsi="Microsoft YaHei" w:eastAsia="Microsoft YaHei"/>
-          <w:sz w:val="22"/>
         </w:rPr>
         <w:t>两组均数之比。</w:t>
       </w:r>
@@ -900,7 +813,6 @@
       <w:r>
         <w:rPr>
           <w:rFonts w:ascii="Microsoft YaHei" w:hAnsi="Microsoft YaHei" w:eastAsia="Microsoft YaHei"/>
-          <w:sz w:val="22"/>
         </w:rPr>
         <w:t>例子：</w:t>
       </w:r>
@@ -910,7 +822,6 @@
       <w:r>
         <w:rPr>
           <w:rFonts w:ascii="Microsoft YaHei" w:hAnsi="Microsoft YaHei" w:eastAsia="Microsoft YaHei"/>
-          <w:sz w:val="22"/>
         </w:rPr>
         <w:t>某班男生 40 人，女生 20 人。</w:t>
       </w:r>
@@ -920,17 +831,15 @@
       <w:r>
         <w:rPr>
           <w:rFonts w:ascii="Microsoft YaHei" w:hAnsi="Microsoft YaHei" w:eastAsia="Microsoft YaHei"/>
-          <w:sz w:val="22"/>
-        </w:rPr>
-        <w:t>&gt; 男女比例 = 40 / 20 = 2:1</w:t>
-      </w:r>
-    </w:p>
-    <w:p/>
-    <w:p>
-      <w:r>
-        <w:rPr>
-          <w:rFonts w:ascii="Microsoft YaHei" w:hAnsi="Microsoft YaHei" w:eastAsia="Microsoft YaHei"/>
-          <w:sz w:val="22"/>
+        </w:rPr>
+        <w:t>男女比例 = 40 / 20 = 2:1</w:t>
+      </w:r>
+    </w:p>
+    <w:p/>
+    <w:p>
+      <w:r>
+        <w:rPr>
+          <w:rFonts w:ascii="Microsoft YaHei" w:hAnsi="Microsoft YaHei" w:eastAsia="Microsoft YaHei"/>
         </w:rPr>
         <w:t>这不是率，也不是构成比，而是两个同类指标相比。</w:t>
       </w:r>
@@ -940,7 +849,6 @@
       <w:r>
         <w:rPr>
           <w:rFonts w:ascii="Microsoft YaHei" w:hAnsi="Microsoft YaHei" w:eastAsia="Microsoft YaHei"/>
-          <w:sz w:val="22"/>
         </w:rPr>
         <w:t>---</w:t>
       </w:r>
@@ -959,7 +867,6 @@
       <w:r>
         <w:rPr>
           <w:rFonts w:ascii="Microsoft YaHei" w:hAnsi="Microsoft YaHei" w:eastAsia="Microsoft YaHei"/>
-          <w:sz w:val="22"/>
         </w:rPr>
         <w:t>做选择题时先问自己一句：</w:t>
       </w:r>
@@ -969,17 +876,15 @@
       <w:r>
         <w:rPr>
           <w:rFonts w:ascii="Microsoft YaHei" w:hAnsi="Microsoft YaHei" w:eastAsia="Microsoft YaHei"/>
-          <w:sz w:val="22"/>
-        </w:rPr>
-        <w:t>&gt; 这个百分数的分母是谁？</w:t>
-      </w:r>
-    </w:p>
-    <w:p/>
-    <w:p>
-      <w:r>
-        <w:rPr>
-          <w:rFonts w:ascii="Microsoft YaHei" w:hAnsi="Microsoft YaHei" w:eastAsia="Microsoft YaHei"/>
-          <w:sz w:val="22"/>
+        </w:rPr>
+        <w:t>这个百分数的分母是谁？</w:t>
+      </w:r>
+    </w:p>
+    <w:p/>
+    <w:p>
+      <w:r>
+        <w:rPr>
+          <w:rFonts w:ascii="Microsoft YaHei" w:hAnsi="Microsoft YaHei" w:eastAsia="Microsoft YaHei"/>
         </w:rPr>
         <w:t>如果分母是“可能发生某事件的人群”，通常是率。</w:t>
       </w:r>
@@ -989,7 +894,6 @@
       <w:r>
         <w:rPr>
           <w:rFonts w:ascii="Microsoft YaHei" w:hAnsi="Microsoft YaHei" w:eastAsia="Microsoft YaHei"/>
-          <w:sz w:val="22"/>
         </w:rPr>
         <w:t>例如：</w:t>
       </w:r>
@@ -1002,7 +906,6 @@
       <w:r>
         <w:rPr>
           <w:rFonts w:ascii="Microsoft YaHei" w:hAnsi="Microsoft YaHei" w:eastAsia="Microsoft YaHei"/>
-          <w:sz w:val="22"/>
         </w:rPr>
         <w:t>100 名患者中 20 名复发：复发率。</w:t>
       </w:r>
@@ -1014,7 +917,6 @@
       <w:r>
         <w:rPr>
           <w:rFonts w:ascii="Microsoft YaHei" w:hAnsi="Microsoft YaHei" w:eastAsia="Microsoft YaHei"/>
-          <w:sz w:val="22"/>
         </w:rPr>
         <w:t>1000 名居民中 30 名患病：患病率。</w:t>
       </w:r>
@@ -1024,7 +926,6 @@
       <w:r>
         <w:rPr>
           <w:rFonts w:ascii="Microsoft YaHei" w:hAnsi="Microsoft YaHei" w:eastAsia="Microsoft YaHei"/>
-          <w:sz w:val="22"/>
         </w:rPr>
         <w:t>如果分母是“一个总体内部所有组成部分”，通常是构成比。</w:t>
       </w:r>
@@ -1034,7 +935,6 @@
       <w:r>
         <w:rPr>
           <w:rFonts w:ascii="Microsoft YaHei" w:hAnsi="Microsoft YaHei" w:eastAsia="Microsoft YaHei"/>
-          <w:sz w:val="22"/>
         </w:rPr>
         <w:t>例如：</w:t>
       </w:r>
@@ -1047,7 +947,6 @@
       <w:r>
         <w:rPr>
           <w:rFonts w:ascii="Microsoft YaHei" w:hAnsi="Microsoft YaHei" w:eastAsia="Microsoft YaHei"/>
-          <w:sz w:val="22"/>
         </w:rPr>
         <w:t>死亡病例中各种死因所占百分比：死因构成。</w:t>
       </w:r>
@@ -1059,7 +958,6 @@
       <w:r>
         <w:rPr>
           <w:rFonts w:ascii="Microsoft YaHei" w:hAnsi="Microsoft YaHei" w:eastAsia="Microsoft YaHei"/>
-          <w:sz w:val="22"/>
         </w:rPr>
         <w:t>所有患者中不同血型所占百分比：血型构成。</w:t>
       </w:r>
@@ -1069,7 +967,6 @@
       <w:r>
         <w:rPr>
           <w:rFonts w:ascii="Microsoft YaHei" w:hAnsi="Microsoft YaHei" w:eastAsia="Microsoft YaHei"/>
-          <w:sz w:val="22"/>
         </w:rPr>
         <w:t>如果是两个指标直接相除，通常是相对比。</w:t>
       </w:r>
@@ -1079,7 +976,6 @@
       <w:r>
         <w:rPr>
           <w:rFonts w:ascii="Microsoft YaHei" w:hAnsi="Microsoft YaHei" w:eastAsia="Microsoft YaHei"/>
-          <w:sz w:val="22"/>
         </w:rPr>
         <w:t>例如：</w:t>
       </w:r>
@@ -1092,7 +988,6 @@
       <w:r>
         <w:rPr>
           <w:rFonts w:ascii="Microsoft YaHei" w:hAnsi="Microsoft YaHei" w:eastAsia="Microsoft YaHei"/>
-          <w:sz w:val="22"/>
         </w:rPr>
         <w:t>男生人数 / 女生人数。</w:t>
       </w:r>
@@ -1104,7 +999,6 @@
       <w:r>
         <w:rPr>
           <w:rFonts w:ascii="Microsoft YaHei" w:hAnsi="Microsoft YaHei" w:eastAsia="Microsoft YaHei"/>
-          <w:sz w:val="22"/>
         </w:rPr>
         <w:t>甲地发病率 / 乙地发病率。</w:t>
       </w:r>
@@ -1114,7 +1008,6 @@
       <w:r>
         <w:rPr>
           <w:rFonts w:ascii="Microsoft YaHei" w:hAnsi="Microsoft YaHei" w:eastAsia="Microsoft YaHei"/>
-          <w:sz w:val="22"/>
         </w:rPr>
         <w:t>高频陷阱：</w:t>
       </w:r>
@@ -1124,17 +1017,15 @@
       <w:r>
         <w:rPr>
           <w:rFonts w:ascii="Microsoft YaHei" w:hAnsi="Microsoft YaHei" w:eastAsia="Microsoft YaHei"/>
-          <w:sz w:val="22"/>
-        </w:rPr>
-        <w:t>&gt; 把构成比当成率。</w:t>
-      </w:r>
-    </w:p>
-    <w:p/>
-    <w:p>
-      <w:r>
-        <w:rPr>
-          <w:rFonts w:ascii="Microsoft YaHei" w:hAnsi="Microsoft YaHei" w:eastAsia="Microsoft YaHei"/>
-          <w:sz w:val="22"/>
+        </w:rPr>
+        <w:t>把构成比当成率。</w:t>
+      </w:r>
+    </w:p>
+    <w:p/>
+    <w:p>
+      <w:r>
+        <w:rPr>
+          <w:rFonts w:ascii="Microsoft YaHei" w:hAnsi="Microsoft YaHei" w:eastAsia="Microsoft YaHei"/>
         </w:rPr>
         <w:t>例如“某医院死亡病例中，肺癌占 20%”，这只能说明死亡病例内部的死因构成，不能说明人群肺癌死亡率是 20%。</w:t>
       </w:r>
@@ -1144,7 +1035,6 @@
       <w:r>
         <w:rPr>
           <w:rFonts w:ascii="Microsoft YaHei" w:hAnsi="Microsoft YaHei" w:eastAsia="Microsoft YaHei"/>
-          <w:sz w:val="22"/>
         </w:rPr>
         <w:t>---</w:t>
       </w:r>
@@ -1163,7 +1053,6 @@
       <w:r>
         <w:rPr>
           <w:rFonts w:ascii="Microsoft YaHei" w:hAnsi="Microsoft YaHei" w:eastAsia="Microsoft YaHei"/>
-          <w:sz w:val="22"/>
         </w:rPr>
         <w:t>本章选择题常考“使用相对数容易犯什么错误”。</w:t>
       </w:r>
@@ -1173,7 +1062,6 @@
       <w:r>
         <w:rPr>
           <w:rFonts w:ascii="Microsoft YaHei" w:hAnsi="Microsoft YaHei" w:eastAsia="Microsoft YaHei"/>
-          <w:sz w:val="22"/>
         </w:rPr>
         <w:t>最常见错误是：</w:t>
       </w:r>
@@ -1183,17 +1071,15 @@
       <w:r>
         <w:rPr>
           <w:rFonts w:ascii="Microsoft YaHei" w:hAnsi="Microsoft YaHei" w:eastAsia="Microsoft YaHei"/>
-          <w:sz w:val="22"/>
-        </w:rPr>
-        <w:t>&gt; 把构成比当作率。</w:t>
-      </w:r>
-    </w:p>
-    <w:p/>
-    <w:p>
-      <w:r>
-        <w:rPr>
-          <w:rFonts w:ascii="Microsoft YaHei" w:hAnsi="Microsoft YaHei" w:eastAsia="Microsoft YaHei"/>
-          <w:sz w:val="22"/>
+        </w:rPr>
+        <w:t>把构成比当作率。</w:t>
+      </w:r>
+    </w:p>
+    <w:p/>
+    <w:p>
+      <w:r>
+        <w:rPr>
+          <w:rFonts w:ascii="Microsoft YaHei" w:hAnsi="Microsoft YaHei" w:eastAsia="Microsoft YaHei"/>
         </w:rPr>
         <w:t>原因：</w:t>
       </w:r>
@@ -1203,7 +1089,6 @@
       <w:r>
         <w:rPr>
           <w:rFonts w:ascii="Microsoft YaHei" w:hAnsi="Microsoft YaHei" w:eastAsia="Microsoft YaHei"/>
-          <w:sz w:val="22"/>
         </w:rPr>
         <w:t>构成比和率都常写成百分数，表面很像。</w:t>
       </w:r>
@@ -1213,7 +1098,6 @@
       <w:r>
         <w:rPr>
           <w:rFonts w:ascii="Microsoft YaHei" w:hAnsi="Microsoft YaHei" w:eastAsia="Microsoft YaHei"/>
-          <w:sz w:val="22"/>
         </w:rPr>
         <w:t>但是：</w:t>
       </w:r>
@@ -1226,7 +1110,6 @@
       <w:r>
         <w:rPr>
           <w:rFonts w:ascii="Microsoft YaHei" w:hAnsi="Microsoft YaHei" w:eastAsia="Microsoft YaHei"/>
-          <w:sz w:val="22"/>
         </w:rPr>
         <w:t>率表示发生强度。</w:t>
       </w:r>
@@ -1238,7 +1121,6 @@
       <w:r>
         <w:rPr>
           <w:rFonts w:ascii="Microsoft YaHei" w:hAnsi="Microsoft YaHei" w:eastAsia="Microsoft YaHei"/>
-          <w:sz w:val="22"/>
         </w:rPr>
         <w:t>构成比表示内部组成。</w:t>
       </w:r>
@@ -1248,7 +1130,6 @@
       <w:r>
         <w:rPr>
           <w:rFonts w:ascii="Microsoft YaHei" w:hAnsi="Microsoft YaHei" w:eastAsia="Microsoft YaHei"/>
-          <w:sz w:val="22"/>
         </w:rPr>
         <w:t>例子：</w:t>
       </w:r>
@@ -1258,7 +1139,6 @@
       <w:r>
         <w:rPr>
           <w:rFonts w:ascii="Microsoft YaHei" w:hAnsi="Microsoft YaHei" w:eastAsia="Microsoft YaHei"/>
-          <w:sz w:val="22"/>
         </w:rPr>
         <w:t>某医院住院患者 1000 人，其中呼吸系统疾病患者 300 人。</w:t>
       </w:r>
@@ -1268,7 +1148,6 @@
       <w:r>
         <w:rPr>
           <w:rFonts w:ascii="Microsoft YaHei" w:hAnsi="Microsoft YaHei" w:eastAsia="Microsoft YaHei"/>
-          <w:sz w:val="22"/>
         </w:rPr>
         <w:t>可以说：</w:t>
       </w:r>
@@ -1278,17 +1157,15 @@
       <w:r>
         <w:rPr>
           <w:rFonts w:ascii="Microsoft YaHei" w:hAnsi="Microsoft YaHei" w:eastAsia="Microsoft YaHei"/>
-          <w:sz w:val="22"/>
-        </w:rPr>
-        <w:t>&gt; 呼吸系统疾病患者占住院患者的构成比为 30%。</w:t>
-      </w:r>
-    </w:p>
-    <w:p/>
-    <w:p>
-      <w:r>
-        <w:rPr>
-          <w:rFonts w:ascii="Microsoft YaHei" w:hAnsi="Microsoft YaHei" w:eastAsia="Microsoft YaHei"/>
-          <w:sz w:val="22"/>
+        </w:rPr>
+        <w:t>呼吸系统疾病患者占住院患者的构成比为 30%。</w:t>
+      </w:r>
+    </w:p>
+    <w:p/>
+    <w:p>
+      <w:r>
+        <w:rPr>
+          <w:rFonts w:ascii="Microsoft YaHei" w:hAnsi="Microsoft YaHei" w:eastAsia="Microsoft YaHei"/>
         </w:rPr>
         <w:t>不能直接说：</w:t>
       </w:r>
@@ -1298,17 +1175,15 @@
       <w:r>
         <w:rPr>
           <w:rFonts w:ascii="Microsoft YaHei" w:hAnsi="Microsoft YaHei" w:eastAsia="Microsoft YaHei"/>
-          <w:sz w:val="22"/>
-        </w:rPr>
-        <w:t>&gt; 呼吸系统疾病发病率为 30%。</w:t>
-      </w:r>
-    </w:p>
-    <w:p/>
-    <w:p>
-      <w:r>
-        <w:rPr>
-          <w:rFonts w:ascii="Microsoft YaHei" w:hAnsi="Microsoft YaHei" w:eastAsia="Microsoft YaHei"/>
-          <w:sz w:val="22"/>
+        </w:rPr>
+        <w:t>呼吸系统疾病发病率为 30%。</w:t>
+      </w:r>
+    </w:p>
+    <w:p/>
+    <w:p>
+      <w:r>
+        <w:rPr>
+          <w:rFonts w:ascii="Microsoft YaHei" w:hAnsi="Microsoft YaHei" w:eastAsia="Microsoft YaHei"/>
         </w:rPr>
         <w:t>因为这个分母只是住院患者，不是观察发病风险的人群。</w:t>
       </w:r>
@@ -1318,7 +1193,6 @@
       <w:r>
         <w:rPr>
           <w:rFonts w:ascii="Microsoft YaHei" w:hAnsi="Microsoft YaHei" w:eastAsia="Microsoft YaHei"/>
-          <w:sz w:val="22"/>
         </w:rPr>
         <w:t>---</w:t>
       </w:r>
@@ -1337,7 +1211,6 @@
       <w:r>
         <w:rPr>
           <w:rFonts w:ascii="Microsoft YaHei" w:hAnsi="Microsoft YaHei" w:eastAsia="Microsoft YaHei"/>
-          <w:sz w:val="22"/>
         </w:rPr>
         <w:t>比较两个地区的死亡率、发病率时，不能只看粗率。</w:t>
       </w:r>
@@ -1347,7 +1220,6 @@
       <w:r>
         <w:rPr>
           <w:rFonts w:ascii="Microsoft YaHei" w:hAnsi="Microsoft YaHei" w:eastAsia="Microsoft YaHei"/>
-          <w:sz w:val="22"/>
         </w:rPr>
         <w:t>原因：</w:t>
       </w:r>
@@ -1357,7 +1229,6 @@
       <w:r>
         <w:rPr>
           <w:rFonts w:ascii="Microsoft YaHei" w:hAnsi="Microsoft YaHei" w:eastAsia="Microsoft YaHei"/>
-          <w:sz w:val="22"/>
         </w:rPr>
         <w:t>不同地区人口构成可能不同，尤其是年龄构成不同。</w:t>
       </w:r>
@@ -1367,7 +1238,6 @@
       <w:r>
         <w:rPr>
           <w:rFonts w:ascii="Microsoft YaHei" w:hAnsi="Microsoft YaHei" w:eastAsia="Microsoft YaHei"/>
-          <w:sz w:val="22"/>
         </w:rPr>
         <w:t>例如：</w:t>
       </w:r>
@@ -1380,7 +1250,6 @@
       <w:r>
         <w:rPr>
           <w:rFonts w:ascii="Microsoft YaHei" w:hAnsi="Microsoft YaHei" w:eastAsia="Microsoft YaHei"/>
-          <w:sz w:val="22"/>
         </w:rPr>
         <w:t>A 地老人多。</w:t>
       </w:r>
@@ -1392,7 +1261,6 @@
       <w:r>
         <w:rPr>
           <w:rFonts w:ascii="Microsoft YaHei" w:hAnsi="Microsoft YaHei" w:eastAsia="Microsoft YaHei"/>
-          <w:sz w:val="22"/>
         </w:rPr>
         <w:t>B 地年轻人多。</w:t>
       </w:r>
@@ -1402,7 +1270,6 @@
       <w:r>
         <w:rPr>
           <w:rFonts w:ascii="Microsoft YaHei" w:hAnsi="Microsoft YaHei" w:eastAsia="Microsoft YaHei"/>
-          <w:sz w:val="22"/>
         </w:rPr>
         <w:t>即使两个地区真实健康水平差不多，A 地死亡率也可能更高，因为老人更多。</w:t>
       </w:r>
@@ -1412,7 +1279,6 @@
       <w:r>
         <w:rPr>
           <w:rFonts w:ascii="Microsoft YaHei" w:hAnsi="Microsoft YaHei" w:eastAsia="Microsoft YaHei"/>
-          <w:sz w:val="22"/>
         </w:rPr>
         <w:t>所以比较两地死亡率时，常要计算标准化率。</w:t>
       </w:r>
@@ -1422,7 +1288,6 @@
       <w:r>
         <w:rPr>
           <w:rFonts w:ascii="Microsoft YaHei" w:hAnsi="Microsoft YaHei" w:eastAsia="Microsoft YaHei"/>
-          <w:sz w:val="22"/>
         </w:rPr>
         <w:t>标准化率的作用：</w:t>
       </w:r>
@@ -1432,17 +1297,15 @@
       <w:r>
         <w:rPr>
           <w:rFonts w:ascii="Microsoft YaHei" w:hAnsi="Microsoft YaHei" w:eastAsia="Microsoft YaHei"/>
-          <w:sz w:val="22"/>
-        </w:rPr>
-        <w:t>&gt; 消除两地人口构成不同的影响，尤其是年龄别人口数不同的影响。</w:t>
-      </w:r>
-    </w:p>
-    <w:p/>
-    <w:p>
-      <w:r>
-        <w:rPr>
-          <w:rFonts w:ascii="Microsoft YaHei" w:hAnsi="Microsoft YaHei" w:eastAsia="Microsoft YaHei"/>
-          <w:sz w:val="22"/>
+        </w:rPr>
+        <w:t>消除两地人口构成不同的影响，尤其是年龄别人口数不同的影响。</w:t>
+      </w:r>
+    </w:p>
+    <w:p/>
+    <w:p>
+      <w:r>
+        <w:rPr>
+          <w:rFonts w:ascii="Microsoft YaHei" w:hAnsi="Microsoft YaHei" w:eastAsia="Microsoft YaHei"/>
         </w:rPr>
         <w:t>注意：</w:t>
       </w:r>
@@ -1452,7 +1315,6 @@
       <w:r>
         <w:rPr>
           <w:rFonts w:ascii="Microsoft YaHei" w:hAnsi="Microsoft YaHei" w:eastAsia="Microsoft YaHei"/>
-          <w:sz w:val="22"/>
         </w:rPr>
         <w:t>标准化率不能消除所有影响，比如：</w:t>
       </w:r>
@@ -1465,7 +1327,6 @@
       <w:r>
         <w:rPr>
           <w:rFonts w:ascii="Microsoft YaHei" w:hAnsi="Microsoft YaHei" w:eastAsia="Microsoft YaHei"/>
-          <w:sz w:val="22"/>
         </w:rPr>
         <w:t>不能消除抽样误差。</w:t>
       </w:r>
@@ -1477,7 +1338,6 @@
       <w:r>
         <w:rPr>
           <w:rFonts w:ascii="Microsoft YaHei" w:hAnsi="Microsoft YaHei" w:eastAsia="Microsoft YaHei"/>
-          <w:sz w:val="22"/>
         </w:rPr>
         <w:t>不能消除年龄别死亡人数不同本身。</w:t>
       </w:r>
@@ -1489,7 +1349,6 @@
       <w:r>
         <w:rPr>
           <w:rFonts w:ascii="Microsoft YaHei" w:hAnsi="Microsoft YaHei" w:eastAsia="Microsoft YaHei"/>
-          <w:sz w:val="22"/>
         </w:rPr>
         <w:t>不能消除所有混杂因素。</w:t>
       </w:r>
@@ -1499,7 +1358,6 @@
       <w:r>
         <w:rPr>
           <w:rFonts w:ascii="Microsoft YaHei" w:hAnsi="Microsoft YaHei" w:eastAsia="Microsoft YaHei"/>
-          <w:sz w:val="22"/>
         </w:rPr>
         <w:t>选择题常见答案：</w:t>
       </w:r>
@@ -1509,17 +1367,15 @@
       <w:r>
         <w:rPr>
           <w:rFonts w:ascii="Microsoft YaHei" w:hAnsi="Microsoft YaHei" w:eastAsia="Microsoft YaHei"/>
-          <w:sz w:val="22"/>
-        </w:rPr>
-        <w:t>&gt; 比较两地死亡率，计算标准化率可以消除两地年龄别人口数不同的影响。</w:t>
-      </w:r>
-    </w:p>
-    <w:p/>
-    <w:p>
-      <w:r>
-        <w:rPr>
-          <w:rFonts w:ascii="Microsoft YaHei" w:hAnsi="Microsoft YaHei" w:eastAsia="Microsoft YaHei"/>
-          <w:sz w:val="22"/>
+        </w:rPr>
+        <w:t>比较两地死亡率，计算标准化率可以消除两地年龄别人口数不同的影响。</w:t>
+      </w:r>
+    </w:p>
+    <w:p/>
+    <w:p>
+      <w:r>
+        <w:rPr>
+          <w:rFonts w:ascii="Microsoft YaHei" w:hAnsi="Microsoft YaHei" w:eastAsia="Microsoft YaHei"/>
         </w:rPr>
         <w:t>---</w:t>
       </w:r>
@@ -1538,7 +1394,6 @@
       <w:r>
         <w:rPr>
           <w:rFonts w:ascii="Microsoft YaHei" w:hAnsi="Microsoft YaHei" w:eastAsia="Microsoft YaHei"/>
-          <w:sz w:val="22"/>
         </w:rPr>
         <w:t>死亡率一般需要用能代表该年人口规模的分母。</w:t>
       </w:r>
@@ -1548,7 +1403,6 @@
       <w:r>
         <w:rPr>
           <w:rFonts w:ascii="Microsoft YaHei" w:hAnsi="Microsoft YaHei" w:eastAsia="Microsoft YaHei"/>
-          <w:sz w:val="22"/>
         </w:rPr>
         <w:t>可以用：</w:t>
       </w:r>
@@ -1561,7 +1415,6 @@
       <w:r>
         <w:rPr>
           <w:rFonts w:ascii="Microsoft YaHei" w:hAnsi="Microsoft YaHei" w:eastAsia="Microsoft YaHei"/>
-          <w:sz w:val="22"/>
         </w:rPr>
         <w:t>年平均人口数。</w:t>
       </w:r>
@@ -1573,7 +1426,6 @@
       <w:r>
         <w:rPr>
           <w:rFonts w:ascii="Microsoft YaHei" w:hAnsi="Microsoft YaHei" w:eastAsia="Microsoft YaHei"/>
-          <w:sz w:val="22"/>
         </w:rPr>
         <w:t>年中人口数。</w:t>
       </w:r>
@@ -1585,7 +1437,6 @@
       <w:r>
         <w:rPr>
           <w:rFonts w:ascii="Microsoft YaHei" w:hAnsi="Microsoft YaHei" w:eastAsia="Microsoft YaHei"/>
-          <w:sz w:val="22"/>
         </w:rPr>
         <w:t>年初人口数和年末人口数的平均数。</w:t>
       </w:r>
@@ -1597,7 +1448,6 @@
       <w:r>
         <w:rPr>
           <w:rFonts w:ascii="Microsoft YaHei" w:hAnsi="Microsoft YaHei" w:eastAsia="Microsoft YaHei"/>
-          <w:sz w:val="22"/>
         </w:rPr>
         <w:t>该年 7 月 1 日零时人口数。</w:t>
       </w:r>
@@ -1607,7 +1457,6 @@
       <w:r>
         <w:rPr>
           <w:rFonts w:ascii="Microsoft YaHei" w:hAnsi="Microsoft YaHei" w:eastAsia="Microsoft YaHei"/>
-          <w:sz w:val="22"/>
         </w:rPr>
         <w:t>不宜用：</w:t>
       </w:r>
@@ -1617,17 +1466,15 @@
       <w:r>
         <w:rPr>
           <w:rFonts w:ascii="Microsoft YaHei" w:hAnsi="Microsoft YaHei" w:eastAsia="Microsoft YaHei"/>
-          <w:sz w:val="22"/>
-        </w:rPr>
-        <w:t>&gt; 年中任意时刻人口数。</w:t>
-      </w:r>
-    </w:p>
-    <w:p/>
-    <w:p>
-      <w:r>
-        <w:rPr>
-          <w:rFonts w:ascii="Microsoft YaHei" w:hAnsi="Microsoft YaHei" w:eastAsia="Microsoft YaHei"/>
-          <w:sz w:val="22"/>
+        </w:rPr>
+        <w:t>年中任意时刻人口数。</w:t>
+      </w:r>
+    </w:p>
+    <w:p/>
+    <w:p>
+      <w:r>
+        <w:rPr>
+          <w:rFonts w:ascii="Microsoft YaHei" w:hAnsi="Microsoft YaHei" w:eastAsia="Microsoft YaHei"/>
         </w:rPr>
         <w:t>因为“任意时刻”不一定能代表全年人口水平。</w:t>
       </w:r>
@@ -1637,7 +1484,6 @@
       <w:r>
         <w:rPr>
           <w:rFonts w:ascii="Microsoft YaHei" w:hAnsi="Microsoft YaHei" w:eastAsia="Microsoft YaHei"/>
-          <w:sz w:val="22"/>
         </w:rPr>
         <w:t>---</w:t>
       </w:r>
@@ -1656,7 +1502,6 @@
       <w:r>
         <w:rPr>
           <w:rFonts w:ascii="Microsoft YaHei" w:hAnsi="Microsoft YaHei" w:eastAsia="Microsoft YaHei"/>
-          <w:sz w:val="22"/>
         </w:rPr>
         <w:t>卡方检验主要用于计数资料。</w:t>
       </w:r>
@@ -1666,7 +1511,6 @@
       <w:r>
         <w:rPr>
           <w:rFonts w:ascii="Microsoft YaHei" w:hAnsi="Microsoft YaHei" w:eastAsia="Microsoft YaHei"/>
-          <w:sz w:val="22"/>
         </w:rPr>
         <w:t>常见用途包括：</w:t>
       </w:r>
@@ -1679,7 +1523,6 @@
       <w:r>
         <w:rPr>
           <w:rFonts w:ascii="Microsoft YaHei" w:hAnsi="Microsoft YaHei" w:eastAsia="Microsoft YaHei"/>
-          <w:sz w:val="22"/>
         </w:rPr>
         <w:t>检验两个或多个率是否有差别。</w:t>
       </w:r>
@@ -1691,7 +1534,6 @@
       <w:r>
         <w:rPr>
           <w:rFonts w:ascii="Microsoft YaHei" w:hAnsi="Microsoft YaHei" w:eastAsia="Microsoft YaHei"/>
-          <w:sz w:val="22"/>
         </w:rPr>
         <w:t>检验两个或多个构成比是否有差别。</w:t>
       </w:r>
@@ -1703,7 +1545,6 @@
       <w:r>
         <w:rPr>
           <w:rFonts w:ascii="Microsoft YaHei" w:hAnsi="Microsoft YaHei" w:eastAsia="Microsoft YaHei"/>
-          <w:sz w:val="22"/>
         </w:rPr>
         <w:t>检验频数分布的拟合优度。</w:t>
       </w:r>
@@ -1715,7 +1556,6 @@
       <w:r>
         <w:rPr>
           <w:rFonts w:ascii="Microsoft YaHei" w:hAnsi="Microsoft YaHei" w:eastAsia="Microsoft YaHei"/>
-          <w:sz w:val="22"/>
         </w:rPr>
         <w:t>分析两个分类变量之间是否有关联。</w:t>
       </w:r>
@@ -1725,7 +1565,6 @@
       <w:r>
         <w:rPr>
           <w:rFonts w:ascii="Microsoft YaHei" w:hAnsi="Microsoft YaHei" w:eastAsia="Microsoft YaHei"/>
-          <w:sz w:val="22"/>
         </w:rPr>
         <w:t>不适合用于：</w:t>
       </w:r>
@@ -1735,17 +1574,15 @@
       <w:r>
         <w:rPr>
           <w:rFonts w:ascii="Microsoft YaHei" w:hAnsi="Microsoft YaHei" w:eastAsia="Microsoft YaHei"/>
-          <w:sz w:val="22"/>
-        </w:rPr>
-        <w:t>&gt; 两样本均数的比较。</w:t>
-      </w:r>
-    </w:p>
-    <w:p/>
-    <w:p>
-      <w:r>
-        <w:rPr>
-          <w:rFonts w:ascii="Microsoft YaHei" w:hAnsi="Microsoft YaHei" w:eastAsia="Microsoft YaHei"/>
-          <w:sz w:val="22"/>
+        </w:rPr>
+        <w:t>两样本均数的比较。</w:t>
+      </w:r>
+    </w:p>
+    <w:p/>
+    <w:p>
+      <w:r>
+        <w:rPr>
+          <w:rFonts w:ascii="Microsoft YaHei" w:hAnsi="Microsoft YaHei" w:eastAsia="Microsoft YaHei"/>
         </w:rPr>
         <w:t>两样本均数比较属于计量资料，通常考虑 t 检验。</w:t>
       </w:r>
@@ -1755,7 +1592,6 @@
       <w:r>
         <w:rPr>
           <w:rFonts w:ascii="Microsoft YaHei" w:hAnsi="Microsoft YaHei" w:eastAsia="Microsoft YaHei"/>
-          <w:sz w:val="22"/>
         </w:rPr>
         <w:t>一句话记忆：</w:t>
       </w:r>
@@ -1765,17 +1601,15 @@
       <w:r>
         <w:rPr>
           <w:rFonts w:ascii="Microsoft YaHei" w:hAnsi="Microsoft YaHei" w:eastAsia="Microsoft YaHei"/>
-          <w:sz w:val="22"/>
-        </w:rPr>
-        <w:t>&gt; 卡方检验看分类资料，不看均数差异。</w:t>
-      </w:r>
-    </w:p>
-    <w:p/>
-    <w:p>
-      <w:r>
-        <w:rPr>
-          <w:rFonts w:ascii="Microsoft YaHei" w:hAnsi="Microsoft YaHei" w:eastAsia="Microsoft YaHei"/>
-          <w:sz w:val="22"/>
+        </w:rPr>
+        <w:t>卡方检验看分类资料，不看均数差异。</w:t>
+      </w:r>
+    </w:p>
+    <w:p/>
+    <w:p>
+      <w:r>
+        <w:rPr>
+          <w:rFonts w:ascii="Microsoft YaHei" w:hAnsi="Microsoft YaHei" w:eastAsia="Microsoft YaHei"/>
         </w:rPr>
         <w:t>---</w:t>
       </w:r>
@@ -1794,7 +1628,6 @@
       <w:r>
         <w:rPr>
           <w:rFonts w:ascii="Microsoft YaHei" w:hAnsi="Microsoft YaHei" w:eastAsia="Microsoft YaHei"/>
-          <w:sz w:val="22"/>
         </w:rPr>
         <w:t>卡方检验比较的是：</w:t>
       </w:r>
@@ -1804,17 +1637,15 @@
       <w:r>
         <w:rPr>
           <w:rFonts w:ascii="Microsoft YaHei" w:hAnsi="Microsoft YaHei" w:eastAsia="Microsoft YaHei"/>
-          <w:sz w:val="22"/>
-        </w:rPr>
-        <w:t>&gt; 实际频数和理论频数之间的差异。</w:t>
-      </w:r>
-    </w:p>
-    <w:p/>
-    <w:p>
-      <w:r>
-        <w:rPr>
-          <w:rFonts w:ascii="Microsoft YaHei" w:hAnsi="Microsoft YaHei" w:eastAsia="Microsoft YaHei"/>
-          <w:sz w:val="22"/>
+        </w:rPr>
+        <w:t>实际频数和理论频数之间的差异。</w:t>
+      </w:r>
+    </w:p>
+    <w:p/>
+    <w:p>
+      <w:r>
+        <w:rPr>
+          <w:rFonts w:ascii="Microsoft YaHei" w:hAnsi="Microsoft YaHei" w:eastAsia="Microsoft YaHei"/>
         </w:rPr>
         <w:t>实际频数就是资料中真实观察到的频数。</w:t>
       </w:r>
@@ -1824,7 +1655,6 @@
       <w:r>
         <w:rPr>
           <w:rFonts w:ascii="Microsoft YaHei" w:hAnsi="Microsoft YaHei" w:eastAsia="Microsoft YaHei"/>
-          <w:sz w:val="22"/>
         </w:rPr>
         <w:t>理论频数是在原假设成立时，每个格子理论上应该出现的频数。</w:t>
       </w:r>
@@ -1834,7 +1664,6 @@
       <w:r>
         <w:rPr>
           <w:rFonts w:ascii="Microsoft YaHei" w:hAnsi="Microsoft YaHei" w:eastAsia="Microsoft YaHei"/>
-          <w:sz w:val="22"/>
         </w:rPr>
         <w:t>如果实际频数和理论频数差得很小，说明观察结果和原假设相差不大。</w:t>
       </w:r>
@@ -1844,7 +1673,6 @@
       <w:r>
         <w:rPr>
           <w:rFonts w:ascii="Microsoft YaHei" w:hAnsi="Microsoft YaHei" w:eastAsia="Microsoft YaHei"/>
-          <w:sz w:val="22"/>
         </w:rPr>
         <w:t>如果实际频数和理论频数差得很大，说明观察结果和原假设相差明显，可能需要拒绝原假设。</w:t>
       </w:r>
@@ -1854,7 +1682,6 @@
       <w:r>
         <w:rPr>
           <w:rFonts w:ascii="Microsoft YaHei" w:hAnsi="Microsoft YaHei" w:eastAsia="Microsoft YaHei"/>
-          <w:sz w:val="22"/>
         </w:rPr>
         <w:t>基本公式：</w:t>
       </w:r>
@@ -1864,17 +1691,15 @@
       <w:r>
         <w:rPr>
           <w:rFonts w:ascii="Microsoft YaHei" w:hAnsi="Microsoft YaHei" w:eastAsia="Microsoft YaHei"/>
-          <w:sz w:val="22"/>
-        </w:rPr>
-        <w:t>&gt; χ² = Σ (实际频数 - 理论频数)² / 理论频数</w:t>
-      </w:r>
-    </w:p>
-    <w:p/>
-    <w:p>
-      <w:r>
-        <w:rPr>
-          <w:rFonts w:ascii="Microsoft YaHei" w:hAnsi="Microsoft YaHei" w:eastAsia="Microsoft YaHei"/>
-          <w:sz w:val="22"/>
+        </w:rPr>
+        <w:t>χ² = Σ (实际频数 - 理论频数)² / 理论频数</w:t>
+      </w:r>
+    </w:p>
+    <w:p/>
+    <w:p>
+      <w:r>
+        <w:rPr>
+          <w:rFonts w:ascii="Microsoft YaHei" w:hAnsi="Microsoft YaHei" w:eastAsia="Microsoft YaHei"/>
         </w:rPr>
         <w:t>这个公式不用死算，但要理解：</w:t>
       </w:r>
@@ -1887,7 +1712,6 @@
       <w:r>
         <w:rPr>
           <w:rFonts w:ascii="Microsoft YaHei" w:hAnsi="Microsoft YaHei" w:eastAsia="Microsoft YaHei"/>
-          <w:sz w:val="22"/>
         </w:rPr>
         <w:t>实际频数和理论频数差越大，χ² 越大。</w:t>
       </w:r>
@@ -1899,7 +1723,6 @@
       <w:r>
         <w:rPr>
           <w:rFonts w:ascii="Microsoft YaHei" w:hAnsi="Microsoft YaHei" w:eastAsia="Microsoft YaHei"/>
-          <w:sz w:val="22"/>
         </w:rPr>
         <w:t>理论频数越小，对检验影响越敏感。</w:t>
       </w:r>
@@ -1911,7 +1734,6 @@
       <w:r>
         <w:rPr>
           <w:rFonts w:ascii="Microsoft YaHei" w:hAnsi="Microsoft YaHei" w:eastAsia="Microsoft YaHei"/>
-          <w:sz w:val="22"/>
         </w:rPr>
         <w:t>χ² 越大，通常 P 值越小。</w:t>
       </w:r>
@@ -1921,7 +1743,6 @@
       <w:r>
         <w:rPr>
           <w:rFonts w:ascii="Microsoft YaHei" w:hAnsi="Microsoft YaHei" w:eastAsia="Microsoft YaHei"/>
-          <w:sz w:val="22"/>
         </w:rPr>
         <w:t>---</w:t>
       </w:r>
@@ -1940,7 +1761,6 @@
       <w:r>
         <w:rPr>
           <w:rFonts w:ascii="Microsoft YaHei" w:hAnsi="Microsoft YaHei" w:eastAsia="Microsoft YaHei"/>
-          <w:sz w:val="22"/>
         </w:rPr>
         <w:t>行列表中某格理论频数：</w:t>
       </w:r>
@@ -1950,17 +1770,15 @@
       <w:r>
         <w:rPr>
           <w:rFonts w:ascii="Microsoft YaHei" w:hAnsi="Microsoft YaHei" w:eastAsia="Microsoft YaHei"/>
-          <w:sz w:val="22"/>
-        </w:rPr>
-        <w:t>&gt; T = 该格所在行合计 × 该格所在列合计 / 总例数</w:t>
-      </w:r>
-    </w:p>
-    <w:p/>
-    <w:p>
-      <w:r>
-        <w:rPr>
-          <w:rFonts w:ascii="Microsoft YaHei" w:hAnsi="Microsoft YaHei" w:eastAsia="Microsoft YaHei"/>
-          <w:sz w:val="22"/>
+        </w:rPr>
+        <w:t>T = 该格所在行合计 × 该格所在列合计 / 总例数</w:t>
+      </w:r>
+    </w:p>
+    <w:p/>
+    <w:p>
+      <w:r>
+        <w:rPr>
+          <w:rFonts w:ascii="Microsoft YaHei" w:hAnsi="Microsoft YaHei" w:eastAsia="Microsoft YaHei"/>
         </w:rPr>
         <w:t>关键点：</w:t>
       </w:r>
@@ -1970,17 +1788,15 @@
       <w:r>
         <w:rPr>
           <w:rFonts w:ascii="Microsoft YaHei" w:hAnsi="Microsoft YaHei" w:eastAsia="Microsoft YaHei"/>
-          <w:sz w:val="22"/>
-        </w:rPr>
-        <w:t>&gt; 理论频数由周边合计决定。</w:t>
-      </w:r>
-    </w:p>
-    <w:p/>
-    <w:p>
-      <w:r>
-        <w:rPr>
-          <w:rFonts w:ascii="Microsoft YaHei" w:hAnsi="Microsoft YaHei" w:eastAsia="Microsoft YaHei"/>
-          <w:sz w:val="22"/>
+        </w:rPr>
+        <w:t>理论频数由周边合计决定。</w:t>
+      </w:r>
+    </w:p>
+    <w:p/>
+    <w:p>
+      <w:r>
+        <w:rPr>
+          <w:rFonts w:ascii="Microsoft YaHei" w:hAnsi="Microsoft YaHei" w:eastAsia="Microsoft YaHei"/>
         </w:rPr>
         <w:t>周边合计包括：</w:t>
       </w:r>
@@ -1993,7 +1809,6 @@
       <w:r>
         <w:rPr>
           <w:rFonts w:ascii="Microsoft YaHei" w:hAnsi="Microsoft YaHei" w:eastAsia="Microsoft YaHei"/>
-          <w:sz w:val="22"/>
         </w:rPr>
         <w:t>行合计。</w:t>
       </w:r>
@@ -2005,7 +1820,6 @@
       <w:r>
         <w:rPr>
           <w:rFonts w:ascii="Microsoft YaHei" w:hAnsi="Microsoft YaHei" w:eastAsia="Microsoft YaHei"/>
-          <w:sz w:val="22"/>
         </w:rPr>
         <w:t>列合计。</w:t>
       </w:r>
@@ -2017,7 +1831,6 @@
       <w:r>
         <w:rPr>
           <w:rFonts w:ascii="Microsoft YaHei" w:hAnsi="Microsoft YaHei" w:eastAsia="Microsoft YaHei"/>
-          <w:sz w:val="22"/>
         </w:rPr>
         <w:t>总合计。</w:t>
       </w:r>
@@ -2027,7 +1840,6 @@
       <w:r>
         <w:rPr>
           <w:rFonts w:ascii="Microsoft YaHei" w:hAnsi="Microsoft YaHei" w:eastAsia="Microsoft YaHei"/>
-          <w:sz w:val="22"/>
         </w:rPr>
         <w:t>所以如果四格表的周边合计数不变，即使某格实际频数变化，理论频数也不变。</w:t>
       </w:r>
@@ -2037,7 +1849,6 @@
       <w:r>
         <w:rPr>
           <w:rFonts w:ascii="Microsoft YaHei" w:hAnsi="Microsoft YaHei" w:eastAsia="Microsoft YaHei"/>
-          <w:sz w:val="22"/>
         </w:rPr>
         <w:t>选择题高频句：</w:t>
       </w:r>
@@ -2047,17 +1858,15 @@
       <w:r>
         <w:rPr>
           <w:rFonts w:ascii="Microsoft YaHei" w:hAnsi="Microsoft YaHei" w:eastAsia="Microsoft YaHei"/>
-          <w:sz w:val="22"/>
-        </w:rPr>
-        <w:t>&gt; 当四格表周边合计数不变时，某格实际频数变化，其理论频数不变。</w:t>
-      </w:r>
-    </w:p>
-    <w:p/>
-    <w:p>
-      <w:r>
-        <w:rPr>
-          <w:rFonts w:ascii="Microsoft YaHei" w:hAnsi="Microsoft YaHei" w:eastAsia="Microsoft YaHei"/>
-          <w:sz w:val="22"/>
+        </w:rPr>
+        <w:t>当四格表周边合计数不变时，某格实际频数变化，其理论频数不变。</w:t>
+      </w:r>
+    </w:p>
+    <w:p/>
+    <w:p>
+      <w:r>
+        <w:rPr>
+          <w:rFonts w:ascii="Microsoft YaHei" w:hAnsi="Microsoft YaHei" w:eastAsia="Microsoft YaHei"/>
         </w:rPr>
         <w:t>---</w:t>
       </w:r>
@@ -2076,7 +1885,6 @@
       <w:r>
         <w:rPr>
           <w:rFonts w:ascii="Microsoft YaHei" w:hAnsi="Microsoft YaHei" w:eastAsia="Microsoft YaHei"/>
-          <w:sz w:val="22"/>
         </w:rPr>
         <w:t>χ² 分布有几个常考点：</w:t>
       </w:r>
@@ -2089,7 +1897,6 @@
       <w:r>
         <w:rPr>
           <w:rFonts w:ascii="Microsoft YaHei" w:hAnsi="Microsoft YaHei" w:eastAsia="Microsoft YaHei"/>
-          <w:sz w:val="22"/>
         </w:rPr>
         <w:t>形状与自由度有关。</w:t>
       </w:r>
@@ -2101,7 +1908,6 @@
       <w:r>
         <w:rPr>
           <w:rFonts w:ascii="Microsoft YaHei" w:hAnsi="Microsoft YaHei" w:eastAsia="Microsoft YaHei"/>
-          <w:sz w:val="22"/>
         </w:rPr>
         <w:t>不是对称分布。</w:t>
       </w:r>
@@ -2113,7 +1919,6 @@
       <w:r>
         <w:rPr>
           <w:rFonts w:ascii="Microsoft YaHei" w:hAnsi="Microsoft YaHei" w:eastAsia="Microsoft YaHei"/>
-          <w:sz w:val="22"/>
         </w:rPr>
         <w:t>取值范围是大于等于 0。</w:t>
       </w:r>
@@ -2125,7 +1930,6 @@
       <w:r>
         <w:rPr>
           <w:rFonts w:ascii="Microsoft YaHei" w:hAnsi="Microsoft YaHei" w:eastAsia="Microsoft YaHei"/>
-          <w:sz w:val="22"/>
         </w:rPr>
         <w:t>χ² 值不会是负数。</w:t>
       </w:r>
@@ -2135,7 +1939,6 @@
       <w:r>
         <w:rPr>
           <w:rFonts w:ascii="Microsoft YaHei" w:hAnsi="Microsoft YaHei" w:eastAsia="Microsoft YaHei"/>
-          <w:sz w:val="22"/>
         </w:rPr>
         <w:t>为什么不会是负数？</w:t>
       </w:r>
@@ -2145,7 +1948,6 @@
       <w:r>
         <w:rPr>
           <w:rFonts w:ascii="Microsoft YaHei" w:hAnsi="Microsoft YaHei" w:eastAsia="Microsoft YaHei"/>
-          <w:sz w:val="22"/>
         </w:rPr>
         <w:t>因为卡方统计量中有平方项：</w:t>
       </w:r>
@@ -2155,17 +1957,15 @@
       <w:r>
         <w:rPr>
           <w:rFonts w:ascii="Microsoft YaHei" w:hAnsi="Microsoft YaHei" w:eastAsia="Microsoft YaHei"/>
-          <w:sz w:val="22"/>
-        </w:rPr>
-        <w:t>&gt; (实际频数 - 理论频数)²</w:t>
-      </w:r>
-    </w:p>
-    <w:p/>
-    <w:p>
-      <w:r>
-        <w:rPr>
-          <w:rFonts w:ascii="Microsoft YaHei" w:hAnsi="Microsoft YaHei" w:eastAsia="Microsoft YaHei"/>
-          <w:sz w:val="22"/>
+        </w:rPr>
+        <w:t>(实际频数 - 理论频数)²</w:t>
+      </w:r>
+    </w:p>
+    <w:p/>
+    <w:p>
+      <w:r>
+        <w:rPr>
+          <w:rFonts w:ascii="Microsoft YaHei" w:hAnsi="Microsoft YaHei" w:eastAsia="Microsoft YaHei"/>
         </w:rPr>
         <w:t>平方以后不可能为负。</w:t>
       </w:r>
@@ -2175,7 +1975,6 @@
       <w:r>
         <w:rPr>
           <w:rFonts w:ascii="Microsoft YaHei" w:hAnsi="Microsoft YaHei" w:eastAsia="Microsoft YaHei"/>
-          <w:sz w:val="22"/>
         </w:rPr>
         <w:t>考试常见判断：</w:t>
       </w:r>
@@ -2188,7 +1987,6 @@
       <w:r>
         <w:rPr>
           <w:rFonts w:ascii="Microsoft YaHei" w:hAnsi="Microsoft YaHei" w:eastAsia="Microsoft YaHei"/>
-          <w:sz w:val="22"/>
         </w:rPr>
         <w:t>“χ² 分布形状与自由度有关”：对。</w:t>
       </w:r>
@@ -2200,7 +1998,6 @@
       <w:r>
         <w:rPr>
           <w:rFonts w:ascii="Microsoft YaHei" w:hAnsi="Microsoft YaHei" w:eastAsia="Microsoft YaHei"/>
-          <w:sz w:val="22"/>
         </w:rPr>
         <w:t>“χ² 分布同正态分布”：错。</w:t>
       </w:r>
@@ -2212,7 +2009,6 @@
       <w:r>
         <w:rPr>
           <w:rFonts w:ascii="Microsoft YaHei" w:hAnsi="Microsoft YaHei" w:eastAsia="Microsoft YaHei"/>
-          <w:sz w:val="22"/>
         </w:rPr>
         <w:t>“χ² 分布为对称分布”：错。</w:t>
       </w:r>
@@ -2224,7 +2020,6 @@
       <w:r>
         <w:rPr>
           <w:rFonts w:ascii="Microsoft YaHei" w:hAnsi="Microsoft YaHei" w:eastAsia="Microsoft YaHei"/>
-          <w:sz w:val="22"/>
         </w:rPr>
         <w:t>“χ² 值取值范围为 ≥0”：对。</w:t>
       </w:r>
@@ -2234,7 +2029,6 @@
       <w:r>
         <w:rPr>
           <w:rFonts w:ascii="Microsoft YaHei" w:hAnsi="Microsoft YaHei" w:eastAsia="Microsoft YaHei"/>
-          <w:sz w:val="22"/>
         </w:rPr>
         <w:t>---</w:t>
       </w:r>
@@ -2253,7 +2047,6 @@
       <w:r>
         <w:rPr>
           <w:rFonts w:ascii="Microsoft YaHei" w:hAnsi="Microsoft YaHei" w:eastAsia="Microsoft YaHei"/>
-          <w:sz w:val="22"/>
         </w:rPr>
         <w:t>行列表资料自由度：</w:t>
       </w:r>
@@ -2263,17 +2056,15 @@
       <w:r>
         <w:rPr>
           <w:rFonts w:ascii="Microsoft YaHei" w:hAnsi="Microsoft YaHei" w:eastAsia="Microsoft YaHei"/>
-          <w:sz w:val="22"/>
-        </w:rPr>
-        <w:t>&gt; ν = (行数 - 1) × (列数 - 1)</w:t>
-      </w:r>
-    </w:p>
-    <w:p/>
-    <w:p>
-      <w:r>
-        <w:rPr>
-          <w:rFonts w:ascii="Microsoft YaHei" w:hAnsi="Microsoft YaHei" w:eastAsia="Microsoft YaHei"/>
-          <w:sz w:val="22"/>
+        </w:rPr>
+        <w:t>ν = (行数 - 1) × (列数 - 1)</w:t>
+      </w:r>
+    </w:p>
+    <w:p/>
+    <w:p>
+      <w:r>
+        <w:rPr>
+          <w:rFonts w:ascii="Microsoft YaHei" w:hAnsi="Microsoft YaHei" w:eastAsia="Microsoft YaHei"/>
         </w:rPr>
         <w:t>四格表是 2×2 表。</w:t>
       </w:r>
@@ -2283,7 +2074,6 @@
       <w:r>
         <w:rPr>
           <w:rFonts w:ascii="Microsoft YaHei" w:hAnsi="Microsoft YaHei" w:eastAsia="Microsoft YaHei"/>
-          <w:sz w:val="22"/>
         </w:rPr>
         <w:t>所以四格表自由度：</w:t>
       </w:r>
@@ -2293,17 +2083,15 @@
       <w:r>
         <w:rPr>
           <w:rFonts w:ascii="Microsoft YaHei" w:hAnsi="Microsoft YaHei" w:eastAsia="Microsoft YaHei"/>
-          <w:sz w:val="22"/>
-        </w:rPr>
-        <w:t>&gt; ν = (2 - 1) × (2 - 1) = 1</w:t>
-      </w:r>
-    </w:p>
-    <w:p/>
-    <w:p>
-      <w:r>
-        <w:rPr>
-          <w:rFonts w:ascii="Microsoft YaHei" w:hAnsi="Microsoft YaHei" w:eastAsia="Microsoft YaHei"/>
-          <w:sz w:val="22"/>
+        </w:rPr>
+        <w:t>ν = (2 - 1) × (2 - 1) = 1</w:t>
+      </w:r>
+    </w:p>
+    <w:p/>
+    <w:p>
+      <w:r>
+        <w:rPr>
+          <w:rFonts w:ascii="Microsoft YaHei" w:hAnsi="Microsoft YaHei" w:eastAsia="Microsoft YaHei"/>
         </w:rPr>
         <w:t>多个样本率比较时：</w:t>
       </w:r>
@@ -2313,7 +2101,6 @@
       <w:r>
         <w:rPr>
           <w:rFonts w:ascii="Microsoft YaHei" w:hAnsi="Microsoft YaHei" w:eastAsia="Microsoft YaHei"/>
-          <w:sz w:val="22"/>
         </w:rPr>
         <w:t>如果是 5 个样本率，每组只有“阳性/阴性”或“有效/无效”两类结局，就是 5×2 表。</w:t>
       </w:r>
@@ -2323,7 +2110,6 @@
       <w:r>
         <w:rPr>
           <w:rFonts w:ascii="Microsoft YaHei" w:hAnsi="Microsoft YaHei" w:eastAsia="Microsoft YaHei"/>
-          <w:sz w:val="22"/>
         </w:rPr>
         <w:t>自由度：</w:t>
       </w:r>
@@ -2333,17 +2119,15 @@
       <w:r>
         <w:rPr>
           <w:rFonts w:ascii="Microsoft YaHei" w:hAnsi="Microsoft YaHei" w:eastAsia="Microsoft YaHei"/>
-          <w:sz w:val="22"/>
-        </w:rPr>
-        <w:t>&gt; ν = (5 - 1) × (2 - 1) = 4</w:t>
-      </w:r>
-    </w:p>
-    <w:p/>
-    <w:p>
-      <w:r>
-        <w:rPr>
-          <w:rFonts w:ascii="Microsoft YaHei" w:hAnsi="Microsoft YaHei" w:eastAsia="Microsoft YaHei"/>
-          <w:sz w:val="22"/>
+        </w:rPr>
+        <w:t>ν = (5 - 1) × (2 - 1) = 4</w:t>
+      </w:r>
+    </w:p>
+    <w:p/>
+    <w:p>
+      <w:r>
+        <w:rPr>
+          <w:rFonts w:ascii="Microsoft YaHei" w:hAnsi="Microsoft YaHei" w:eastAsia="Microsoft YaHei"/>
         </w:rPr>
         <w:t>选择题常见：</w:t>
       </w:r>
@@ -2353,17 +2137,15 @@
       <w:r>
         <w:rPr>
           <w:rFonts w:ascii="Microsoft YaHei" w:hAnsi="Microsoft YaHei" w:eastAsia="Microsoft YaHei"/>
-          <w:sz w:val="22"/>
-        </w:rPr>
-        <w:t>&gt; 5 个样本率比较，自由度为 4。</w:t>
-      </w:r>
-    </w:p>
-    <w:p/>
-    <w:p>
-      <w:r>
-        <w:rPr>
-          <w:rFonts w:ascii="Microsoft YaHei" w:hAnsi="Microsoft YaHei" w:eastAsia="Microsoft YaHei"/>
-          <w:sz w:val="22"/>
+        </w:rPr>
+        <w:t>5 个样本率比较，自由度为 4。</w:t>
+      </w:r>
+    </w:p>
+    <w:p/>
+    <w:p>
+      <w:r>
+        <w:rPr>
+          <w:rFonts w:ascii="Microsoft YaHei" w:hAnsi="Microsoft YaHei" w:eastAsia="Microsoft YaHei"/>
         </w:rPr>
         <w:t>---</w:t>
       </w:r>
@@ -2382,7 +2164,6 @@
       <w:r>
         <w:rPr>
           <w:rFonts w:ascii="Microsoft YaHei" w:hAnsi="Microsoft YaHei" w:eastAsia="Microsoft YaHei"/>
-          <w:sz w:val="22"/>
         </w:rPr>
         <w:t>两个率比较常见为 2×2 四格表。</w:t>
       </w:r>
@@ -2392,7 +2173,6 @@
       <w:r>
         <w:rPr>
           <w:rFonts w:ascii="Microsoft YaHei" w:hAnsi="Microsoft YaHei" w:eastAsia="Microsoft YaHei"/>
-          <w:sz w:val="22"/>
         </w:rPr>
         <w:t>一般判断如下：</w:t>
       </w:r>
@@ -2402,53 +2182,39 @@
       <w:r>
         <w:rPr>
           <w:rFonts w:ascii="Microsoft YaHei" w:hAnsi="Microsoft YaHei" w:eastAsia="Microsoft YaHei"/>
-          <w:sz w:val="22"/>
-        </w:rPr>
-        <w:t>| 条件 | 常用处理 |</w:t>
-      </w:r>
-    </w:p>
-    <w:p>
-      <w:r>
-        <w:rPr>
-          <w:rFonts w:ascii="Microsoft YaHei" w:hAnsi="Microsoft YaHei" w:eastAsia="Microsoft YaHei"/>
-          <w:sz w:val="22"/>
-        </w:rPr>
-        <w:t>|---|---|</w:t>
-      </w:r>
-    </w:p>
-    <w:p>
-      <w:r>
-        <w:rPr>
-          <w:rFonts w:ascii="Microsoft YaHei" w:hAnsi="Microsoft YaHei" w:eastAsia="Microsoft YaHei"/>
-          <w:sz w:val="22"/>
-        </w:rPr>
-        <w:t>| n &gt;= 40 且所有 T &gt;= 5 | 普通 Pearson 卡方检验 |</w:t>
-      </w:r>
-    </w:p>
-    <w:p>
-      <w:r>
-        <w:rPr>
-          <w:rFonts w:ascii="Microsoft YaHei" w:hAnsi="Microsoft YaHei" w:eastAsia="Microsoft YaHei"/>
-          <w:sz w:val="22"/>
-        </w:rPr>
-        <w:t>| n &gt;= 40 且 1 &lt;= T &lt; 5 | 校正卡方检验 |</w:t>
-      </w:r>
-    </w:p>
-    <w:p>
-      <w:r>
-        <w:rPr>
-          <w:rFonts w:ascii="Microsoft YaHei" w:hAnsi="Microsoft YaHei" w:eastAsia="Microsoft YaHei"/>
-          <w:sz w:val="22"/>
-        </w:rPr>
-        <w:t>| n &lt; 40 或 T &lt; 1 | Fisher 精确检验 |</w:t>
-      </w:r>
-    </w:p>
-    <w:p/>
-    <w:p>
-      <w:r>
-        <w:rPr>
-          <w:rFonts w:ascii="Microsoft YaHei" w:hAnsi="Microsoft YaHei" w:eastAsia="Microsoft YaHei"/>
-          <w:sz w:val="22"/>
+        </w:rPr>
+        <w:t>条件 | 常用处理</w:t>
+      </w:r>
+    </w:p>
+    <w:p>
+      <w:r>
+        <w:rPr>
+          <w:rFonts w:ascii="Microsoft YaHei" w:hAnsi="Microsoft YaHei" w:eastAsia="Microsoft YaHei"/>
+        </w:rPr>
+        <w:t>n &gt;= 40 且所有 T &gt;= 5 | 普通 Pearson 卡方检验</w:t>
+      </w:r>
+    </w:p>
+    <w:p>
+      <w:r>
+        <w:rPr>
+          <w:rFonts w:ascii="Microsoft YaHei" w:hAnsi="Microsoft YaHei" w:eastAsia="Microsoft YaHei"/>
+        </w:rPr>
+        <w:t>n &gt;= 40 且 1 &lt;= T &lt; 5 | 校正卡方检验</w:t>
+      </w:r>
+    </w:p>
+    <w:p>
+      <w:r>
+        <w:rPr>
+          <w:rFonts w:ascii="Microsoft YaHei" w:hAnsi="Microsoft YaHei" w:eastAsia="Microsoft YaHei"/>
+        </w:rPr>
+        <w:t>n &lt; 40 或 T &lt; 1 | Fisher 精确检验</w:t>
+      </w:r>
+    </w:p>
+    <w:p/>
+    <w:p>
+      <w:r>
+        <w:rPr>
+          <w:rFonts w:ascii="Microsoft YaHei" w:hAnsi="Microsoft YaHei" w:eastAsia="Microsoft YaHei"/>
         </w:rPr>
         <w:t>这里的 T 指理论频数，一般看最小理论频数。</w:t>
       </w:r>
@@ -2458,7 +2224,6 @@
       <w:r>
         <w:rPr>
           <w:rFonts w:ascii="Microsoft YaHei" w:hAnsi="Microsoft YaHei" w:eastAsia="Microsoft YaHei"/>
-          <w:sz w:val="22"/>
         </w:rPr>
         <w:t>今天选择题第 11 题考点：</w:t>
       </w:r>
@@ -2468,17 +2233,15 @@
       <w:r>
         <w:rPr>
           <w:rFonts w:ascii="Microsoft YaHei" w:hAnsi="Microsoft YaHei" w:eastAsia="Microsoft YaHei"/>
-          <w:sz w:val="22"/>
-        </w:rPr>
-        <w:t>&gt; 两个率比较中，需要用校正卡方检验的是 1≤T&lt;5 且 n≥40。</w:t>
-      </w:r>
-    </w:p>
-    <w:p/>
-    <w:p>
-      <w:r>
-        <w:rPr>
-          <w:rFonts w:ascii="Microsoft YaHei" w:hAnsi="Microsoft YaHei" w:eastAsia="Microsoft YaHei"/>
-          <w:sz w:val="22"/>
+        </w:rPr>
+        <w:t>两个率比较中，需要用校正卡方检验的是 1≤T&lt;5 且 n≥40。</w:t>
+      </w:r>
+    </w:p>
+    <w:p/>
+    <w:p>
+      <w:r>
+        <w:rPr>
+          <w:rFonts w:ascii="Microsoft YaHei" w:hAnsi="Microsoft YaHei" w:eastAsia="Microsoft YaHei"/>
         </w:rPr>
         <w:t>---</w:t>
       </w:r>
@@ -2497,7 +2260,6 @@
       <w:r>
         <w:rPr>
           <w:rFonts w:ascii="Microsoft YaHei" w:hAnsi="Microsoft YaHei" w:eastAsia="Microsoft YaHei"/>
-          <w:sz w:val="22"/>
         </w:rPr>
         <w:t>四格表如果理论频数偏小，普通卡方检验可能偏乐观。</w:t>
       </w:r>
@@ -2507,7 +2269,6 @@
       <w:r>
         <w:rPr>
           <w:rFonts w:ascii="Microsoft YaHei" w:hAnsi="Microsoft YaHei" w:eastAsia="Microsoft YaHei"/>
-          <w:sz w:val="22"/>
         </w:rPr>
         <w:t>该校正而未校正时，一般会导致：</w:t>
       </w:r>
@@ -2517,17 +2278,15 @@
       <w:r>
         <w:rPr>
           <w:rFonts w:ascii="Microsoft YaHei" w:hAnsi="Microsoft YaHei" w:eastAsia="Microsoft YaHei"/>
-          <w:sz w:val="22"/>
-        </w:rPr>
-        <w:t>&gt; χ² 值偏大，P 值偏小。</w:t>
-      </w:r>
-    </w:p>
-    <w:p/>
-    <w:p>
-      <w:r>
-        <w:rPr>
-          <w:rFonts w:ascii="Microsoft YaHei" w:hAnsi="Microsoft YaHei" w:eastAsia="Microsoft YaHei"/>
-          <w:sz w:val="22"/>
+        </w:rPr>
+        <w:t>χ² 值偏大，P 值偏小。</w:t>
+      </w:r>
+    </w:p>
+    <w:p/>
+    <w:p>
+      <w:r>
+        <w:rPr>
+          <w:rFonts w:ascii="Microsoft YaHei" w:hAnsi="Microsoft YaHei" w:eastAsia="Microsoft YaHei"/>
         </w:rPr>
         <w:t>结果就是：</w:t>
       </w:r>
@@ -2537,17 +2296,15 @@
       <w:r>
         <w:rPr>
           <w:rFonts w:ascii="Microsoft YaHei" w:hAnsi="Microsoft YaHei" w:eastAsia="Microsoft YaHei"/>
-          <w:sz w:val="22"/>
-        </w:rPr>
-        <w:t>&gt; 更容易把“无差异”误判成“有差异”。</w:t>
-      </w:r>
-    </w:p>
-    <w:p/>
-    <w:p>
-      <w:r>
-        <w:rPr>
-          <w:rFonts w:ascii="Microsoft YaHei" w:hAnsi="Microsoft YaHei" w:eastAsia="Microsoft YaHei"/>
-          <w:sz w:val="22"/>
+        </w:rPr>
+        <w:t>更容易把“无差异”误判成“有差异”。</w:t>
+      </w:r>
+    </w:p>
+    <w:p/>
+    <w:p>
+      <w:r>
+        <w:rPr>
+          <w:rFonts w:ascii="Microsoft YaHei" w:hAnsi="Microsoft YaHei" w:eastAsia="Microsoft YaHei"/>
         </w:rPr>
         <w:t>选择题常见答案：</w:t>
       </w:r>
@@ -2557,17 +2314,15 @@
       <w:r>
         <w:rPr>
           <w:rFonts w:ascii="Microsoft YaHei" w:hAnsi="Microsoft YaHei" w:eastAsia="Microsoft YaHei"/>
-          <w:sz w:val="22"/>
-        </w:rPr>
-        <w:t>&gt; 应该用校正卡方检验而未使用时，会导致 χ² 增大，P 值减小。</w:t>
-      </w:r>
-    </w:p>
-    <w:p/>
-    <w:p>
-      <w:r>
-        <w:rPr>
-          <w:rFonts w:ascii="Microsoft YaHei" w:hAnsi="Microsoft YaHei" w:eastAsia="Microsoft YaHei"/>
-          <w:sz w:val="22"/>
+        </w:rPr>
+        <w:t>应该用校正卡方检验而未使用时，会导致 χ² 增大，P 值减小。</w:t>
+      </w:r>
+    </w:p>
+    <w:p/>
+    <w:p>
+      <w:r>
+        <w:rPr>
+          <w:rFonts w:ascii="Microsoft YaHei" w:hAnsi="Microsoft YaHei" w:eastAsia="Microsoft YaHei"/>
         </w:rPr>
         <w:t>---</w:t>
       </w:r>
@@ -2586,7 +2341,6 @@
       <w:r>
         <w:rPr>
           <w:rFonts w:ascii="Microsoft YaHei" w:hAnsi="Microsoft YaHei" w:eastAsia="Microsoft YaHei"/>
-          <w:sz w:val="22"/>
         </w:rPr>
         <w:t>不只是 2×2 四格表，多个率或多个构成比比较时也要留意理论频数。</w:t>
       </w:r>
@@ -2596,7 +2350,6 @@
       <w:r>
         <w:rPr>
           <w:rFonts w:ascii="Microsoft YaHei" w:hAnsi="Microsoft YaHei" w:eastAsia="Microsoft YaHei"/>
-          <w:sz w:val="22"/>
         </w:rPr>
         <w:t>常用原则：</w:t>
       </w:r>
@@ -2609,7 +2362,6 @@
       <w:r>
         <w:rPr>
           <w:rFonts w:ascii="Microsoft YaHei" w:hAnsi="Microsoft YaHei" w:eastAsia="Microsoft YaHei"/>
-          <w:sz w:val="22"/>
         </w:rPr>
         <w:t>理论频数 T 不能太小。</w:t>
       </w:r>
@@ -2621,7 +2373,6 @@
       <w:r>
         <w:rPr>
           <w:rFonts w:ascii="Microsoft YaHei" w:hAnsi="Microsoft YaHei" w:eastAsia="Microsoft YaHei"/>
-          <w:sz w:val="22"/>
         </w:rPr>
         <w:t>一般要求不应有 T&lt;1。</w:t>
       </w:r>
@@ -2633,7 +2384,6 @@
       <w:r>
         <w:rPr>
           <w:rFonts w:ascii="Microsoft YaHei" w:hAnsi="Microsoft YaHei" w:eastAsia="Microsoft YaHei"/>
-          <w:sz w:val="22"/>
         </w:rPr>
         <w:t>T&lt;5 的格子不宜过多。</w:t>
       </w:r>
@@ -2643,7 +2393,6 @@
       <w:r>
         <w:rPr>
           <w:rFonts w:ascii="Microsoft YaHei" w:hAnsi="Microsoft YaHei" w:eastAsia="Microsoft YaHei"/>
-          <w:sz w:val="22"/>
         </w:rPr>
         <w:t>如果只是“5 个率比较，有一个理论数小于 5 大于 1，其他都大于 5”，通常仍可直接做普通卡方检验。</w:t>
       </w:r>
@@ -2653,7 +2402,6 @@
       <w:r>
         <w:rPr>
           <w:rFonts w:ascii="Microsoft YaHei" w:hAnsi="Microsoft YaHei" w:eastAsia="Microsoft YaHei"/>
-          <w:sz w:val="22"/>
         </w:rPr>
         <w:t>原因：</w:t>
       </w:r>
@@ -2663,17 +2411,15 @@
       <w:r>
         <w:rPr>
           <w:rFonts w:ascii="Microsoft YaHei" w:hAnsi="Microsoft YaHei" w:eastAsia="Microsoft YaHei"/>
-          <w:sz w:val="22"/>
-        </w:rPr>
-        <w:t>&gt; 这不是四格表校正卡方的典型条件，而且 T&lt;5 的格子比例不高。</w:t>
-      </w:r>
-    </w:p>
-    <w:p/>
-    <w:p>
-      <w:r>
-        <w:rPr>
-          <w:rFonts w:ascii="Microsoft YaHei" w:hAnsi="Microsoft YaHei" w:eastAsia="Microsoft YaHei"/>
-          <w:sz w:val="22"/>
+        </w:rPr>
+        <w:t>这不是四格表校正卡方的典型条件，而且 T&lt;5 的格子比例不高。</w:t>
+      </w:r>
+    </w:p>
+    <w:p/>
+    <w:p>
+      <w:r>
+        <w:rPr>
+          <w:rFonts w:ascii="Microsoft YaHei" w:hAnsi="Microsoft YaHei" w:eastAsia="Microsoft YaHei"/>
         </w:rPr>
         <w:t>---</w:t>
       </w:r>
@@ -2701,7 +2447,6 @@
       <w:r>
         <w:rPr>
           <w:rFonts w:ascii="Microsoft YaHei" w:hAnsi="Microsoft YaHei" w:eastAsia="Microsoft YaHei"/>
-          <w:sz w:val="22"/>
         </w:rPr>
         <w:t>例如比较手术疗法和注射疗法的有效率。</w:t>
       </w:r>
@@ -2711,7 +2456,6 @@
       <w:r>
         <w:rPr>
           <w:rFonts w:ascii="Microsoft YaHei" w:hAnsi="Microsoft YaHei" w:eastAsia="Microsoft YaHei"/>
-          <w:sz w:val="22"/>
         </w:rPr>
         <w:t>H0：</w:t>
       </w:r>
@@ -2721,17 +2465,15 @@
       <w:r>
         <w:rPr>
           <w:rFonts w:ascii="Microsoft YaHei" w:hAnsi="Microsoft YaHei" w:eastAsia="Microsoft YaHei"/>
-          <w:sz w:val="22"/>
-        </w:rPr>
-        <w:t>&gt; 两个总体率相等。</w:t>
-      </w:r>
-    </w:p>
-    <w:p/>
-    <w:p>
-      <w:r>
-        <w:rPr>
-          <w:rFonts w:ascii="Microsoft YaHei" w:hAnsi="Microsoft YaHei" w:eastAsia="Microsoft YaHei"/>
-          <w:sz w:val="22"/>
+        </w:rPr>
+        <w:t>两个总体率相等。</w:t>
+      </w:r>
+    </w:p>
+    <w:p/>
+    <w:p>
+      <w:r>
+        <w:rPr>
+          <w:rFonts w:ascii="Microsoft YaHei" w:hAnsi="Microsoft YaHei" w:eastAsia="Microsoft YaHei"/>
         </w:rPr>
         <w:t>H1：</w:t>
       </w:r>
@@ -2741,17 +2483,15 @@
       <w:r>
         <w:rPr>
           <w:rFonts w:ascii="Microsoft YaHei" w:hAnsi="Microsoft YaHei" w:eastAsia="Microsoft YaHei"/>
-          <w:sz w:val="22"/>
-        </w:rPr>
-        <w:t>&gt; 两个总体率不等。</w:t>
-      </w:r>
-    </w:p>
-    <w:p/>
-    <w:p>
-      <w:r>
-        <w:rPr>
-          <w:rFonts w:ascii="Microsoft YaHei" w:hAnsi="Microsoft YaHei" w:eastAsia="Microsoft YaHei"/>
-          <w:sz w:val="22"/>
+        </w:rPr>
+        <w:t>两个总体率不等。</w:t>
+      </w:r>
+    </w:p>
+    <w:p/>
+    <w:p>
+      <w:r>
+        <w:rPr>
+          <w:rFonts w:ascii="Microsoft YaHei" w:hAnsi="Microsoft YaHei" w:eastAsia="Microsoft YaHei"/>
         </w:rPr>
         <w:t>P&lt;0.05：</w:t>
       </w:r>
@@ -2761,17 +2501,15 @@
       <w:r>
         <w:rPr>
           <w:rFonts w:ascii="Microsoft YaHei" w:hAnsi="Microsoft YaHei" w:eastAsia="Microsoft YaHei"/>
-          <w:sz w:val="22"/>
-        </w:rPr>
-        <w:t>&gt; 可认为两个总体率差异有统计学意义。</w:t>
-      </w:r>
-    </w:p>
-    <w:p/>
-    <w:p>
-      <w:r>
-        <w:rPr>
-          <w:rFonts w:ascii="Microsoft YaHei" w:hAnsi="Microsoft YaHei" w:eastAsia="Microsoft YaHei"/>
-          <w:sz w:val="22"/>
+        </w:rPr>
+        <w:t>可认为两个总体率差异有统计学意义。</w:t>
+      </w:r>
+    </w:p>
+    <w:p/>
+    <w:p>
+      <w:r>
+        <w:rPr>
+          <w:rFonts w:ascii="Microsoft YaHei" w:hAnsi="Microsoft YaHei" w:eastAsia="Microsoft YaHei"/>
         </w:rPr>
         <w:t>P&gt;=0.05：</w:t>
       </w:r>
@@ -2781,17 +2519,15 @@
       <w:r>
         <w:rPr>
           <w:rFonts w:ascii="Microsoft YaHei" w:hAnsi="Microsoft YaHei" w:eastAsia="Microsoft YaHei"/>
-          <w:sz w:val="22"/>
-        </w:rPr>
-        <w:t>&gt; 尚不能认为两个总体率不同。</w:t>
-      </w:r>
-    </w:p>
-    <w:p/>
-    <w:p>
-      <w:r>
-        <w:rPr>
-          <w:rFonts w:ascii="Microsoft YaHei" w:hAnsi="Microsoft YaHei" w:eastAsia="Microsoft YaHei"/>
-          <w:sz w:val="22"/>
+        </w:rPr>
+        <w:t>尚不能认为两个总体率不同。</w:t>
+      </w:r>
+    </w:p>
+    <w:p/>
+    <w:p>
+      <w:r>
+        <w:rPr>
+          <w:rFonts w:ascii="Microsoft YaHei" w:hAnsi="Microsoft YaHei" w:eastAsia="Microsoft YaHei"/>
         </w:rPr>
         <w:t>---</w:t>
       </w:r>
@@ -2810,7 +2546,6 @@
       <w:r>
         <w:rPr>
           <w:rFonts w:ascii="Microsoft YaHei" w:hAnsi="Microsoft YaHei" w:eastAsia="Microsoft YaHei"/>
-          <w:sz w:val="22"/>
         </w:rPr>
         <w:t>例如比较 5 种治疗方法的有效率。</w:t>
       </w:r>
@@ -2820,7 +2555,6 @@
       <w:r>
         <w:rPr>
           <w:rFonts w:ascii="Microsoft YaHei" w:hAnsi="Microsoft YaHei" w:eastAsia="Microsoft YaHei"/>
-          <w:sz w:val="22"/>
         </w:rPr>
         <w:t>H0：</w:t>
       </w:r>
@@ -2830,17 +2564,15 @@
       <w:r>
         <w:rPr>
           <w:rFonts w:ascii="Microsoft YaHei" w:hAnsi="Microsoft YaHei" w:eastAsia="Microsoft YaHei"/>
-          <w:sz w:val="22"/>
-        </w:rPr>
-        <w:t>&gt; 各总体率相等。</w:t>
-      </w:r>
-    </w:p>
-    <w:p/>
-    <w:p>
-      <w:r>
-        <w:rPr>
-          <w:rFonts w:ascii="Microsoft YaHei" w:hAnsi="Microsoft YaHei" w:eastAsia="Microsoft YaHei"/>
-          <w:sz w:val="22"/>
+        </w:rPr>
+        <w:t>各总体率相等。</w:t>
+      </w:r>
+    </w:p>
+    <w:p/>
+    <w:p>
+      <w:r>
+        <w:rPr>
+          <w:rFonts w:ascii="Microsoft YaHei" w:hAnsi="Microsoft YaHei" w:eastAsia="Microsoft YaHei"/>
         </w:rPr>
         <w:t>H1：</w:t>
       </w:r>
@@ -2850,17 +2582,15 @@
       <w:r>
         <w:rPr>
           <w:rFonts w:ascii="Microsoft YaHei" w:hAnsi="Microsoft YaHei" w:eastAsia="Microsoft YaHei"/>
-          <w:sz w:val="22"/>
-        </w:rPr>
-        <w:t>&gt; 各总体率不全相等。</w:t>
-      </w:r>
-    </w:p>
-    <w:p/>
-    <w:p>
-      <w:r>
-        <w:rPr>
-          <w:rFonts w:ascii="Microsoft YaHei" w:hAnsi="Microsoft YaHei" w:eastAsia="Microsoft YaHei"/>
-          <w:sz w:val="22"/>
+        </w:rPr>
+        <w:t>各总体率不全相等。</w:t>
+      </w:r>
+    </w:p>
+    <w:p/>
+    <w:p>
+      <w:r>
+        <w:rPr>
+          <w:rFonts w:ascii="Microsoft YaHei" w:hAnsi="Microsoft YaHei" w:eastAsia="Microsoft YaHei"/>
         </w:rPr>
         <w:t>P&lt;0.05：</w:t>
       </w:r>
@@ -2870,17 +2600,15 @@
       <w:r>
         <w:rPr>
           <w:rFonts w:ascii="Microsoft YaHei" w:hAnsi="Microsoft YaHei" w:eastAsia="Microsoft YaHei"/>
-          <w:sz w:val="22"/>
-        </w:rPr>
-        <w:t>&gt; 可认为各总体率不全相同。</w:t>
-      </w:r>
-    </w:p>
-    <w:p/>
-    <w:p>
-      <w:r>
-        <w:rPr>
-          <w:rFonts w:ascii="Microsoft YaHei" w:hAnsi="Microsoft YaHei" w:eastAsia="Microsoft YaHei"/>
-          <w:sz w:val="22"/>
+        </w:rPr>
+        <w:t>可认为各总体率不全相同。</w:t>
+      </w:r>
+    </w:p>
+    <w:p/>
+    <w:p>
+      <w:r>
+        <w:rPr>
+          <w:rFonts w:ascii="Microsoft YaHei" w:hAnsi="Microsoft YaHei" w:eastAsia="Microsoft YaHei"/>
         </w:rPr>
         <w:t>注意：</w:t>
       </w:r>
@@ -2890,7 +2618,6 @@
       <w:r>
         <w:rPr>
           <w:rFonts w:ascii="Microsoft YaHei" w:hAnsi="Microsoft YaHei" w:eastAsia="Microsoft YaHei"/>
-          <w:sz w:val="22"/>
         </w:rPr>
         <w:t>不能写成：</w:t>
       </w:r>
@@ -2903,7 +2630,6 @@
       <w:r>
         <w:rPr>
           <w:rFonts w:ascii="Microsoft YaHei" w:hAnsi="Microsoft YaHei" w:eastAsia="Microsoft YaHei"/>
-          <w:sz w:val="22"/>
         </w:rPr>
         <w:t>各总体率都不相同。</w:t>
       </w:r>
@@ -2915,7 +2641,6 @@
       <w:r>
         <w:rPr>
           <w:rFonts w:ascii="Microsoft YaHei" w:hAnsi="Microsoft YaHei" w:eastAsia="Microsoft YaHei"/>
-          <w:sz w:val="22"/>
         </w:rPr>
         <w:t>各样本率均不等。</w:t>
       </w:r>
@@ -2927,7 +2652,6 @@
       <w:r>
         <w:rPr>
           <w:rFonts w:ascii="Microsoft YaHei" w:hAnsi="Microsoft YaHei" w:eastAsia="Microsoft YaHei"/>
-          <w:sz w:val="22"/>
         </w:rPr>
         <w:t>每两组之间均有差异。</w:t>
       </w:r>
@@ -2937,7 +2661,6 @@
       <w:r>
         <w:rPr>
           <w:rFonts w:ascii="Microsoft YaHei" w:hAnsi="Microsoft YaHei" w:eastAsia="Microsoft YaHei"/>
-          <w:sz w:val="22"/>
         </w:rPr>
         <w:t>正确写法：</w:t>
       </w:r>
@@ -2947,17 +2670,15 @@
       <w:r>
         <w:rPr>
           <w:rFonts w:ascii="Microsoft YaHei" w:hAnsi="Microsoft YaHei" w:eastAsia="Microsoft YaHei"/>
-          <w:sz w:val="22"/>
-        </w:rPr>
-        <w:t>&gt; 各总体率不等或不全等。</w:t>
-      </w:r>
-    </w:p>
-    <w:p/>
-    <w:p>
-      <w:r>
-        <w:rPr>
-          <w:rFonts w:ascii="Microsoft YaHei" w:hAnsi="Microsoft YaHei" w:eastAsia="Microsoft YaHei"/>
-          <w:sz w:val="22"/>
+        </w:rPr>
+        <w:t>各总体率不等或不全等。</w:t>
+      </w:r>
+    </w:p>
+    <w:p/>
+    <w:p>
+      <w:r>
+        <w:rPr>
+          <w:rFonts w:ascii="Microsoft YaHei" w:hAnsi="Microsoft YaHei" w:eastAsia="Microsoft YaHei"/>
         </w:rPr>
         <w:t>---</w:t>
       </w:r>
@@ -2976,7 +2697,6 @@
       <w:r>
         <w:rPr>
           <w:rFonts w:ascii="Microsoft YaHei" w:hAnsi="Microsoft YaHei" w:eastAsia="Microsoft YaHei"/>
-          <w:sz w:val="22"/>
         </w:rPr>
         <w:t>例如研究吸烟与肺癌是否有关。</w:t>
       </w:r>
@@ -2986,7 +2706,6 @@
       <w:r>
         <w:rPr>
           <w:rFonts w:ascii="Microsoft YaHei" w:hAnsi="Microsoft YaHei" w:eastAsia="Microsoft YaHei"/>
-          <w:sz w:val="22"/>
         </w:rPr>
         <w:t>H0：</w:t>
       </w:r>
@@ -2996,17 +2715,15 @@
       <w:r>
         <w:rPr>
           <w:rFonts w:ascii="Microsoft YaHei" w:hAnsi="Microsoft YaHei" w:eastAsia="Microsoft YaHei"/>
-          <w:sz w:val="22"/>
-        </w:rPr>
-        <w:t>&gt; 两个分类变量相互独立，无关联。</w:t>
-      </w:r>
-    </w:p>
-    <w:p/>
-    <w:p>
-      <w:r>
-        <w:rPr>
-          <w:rFonts w:ascii="Microsoft YaHei" w:hAnsi="Microsoft YaHei" w:eastAsia="Microsoft YaHei"/>
-          <w:sz w:val="22"/>
+        </w:rPr>
+        <w:t>两个分类变量相互独立，无关联。</w:t>
+      </w:r>
+    </w:p>
+    <w:p/>
+    <w:p>
+      <w:r>
+        <w:rPr>
+          <w:rFonts w:ascii="Microsoft YaHei" w:hAnsi="Microsoft YaHei" w:eastAsia="Microsoft YaHei"/>
         </w:rPr>
         <w:t>H1：</w:t>
       </w:r>
@@ -3016,17 +2733,15 @@
       <w:r>
         <w:rPr>
           <w:rFonts w:ascii="Microsoft YaHei" w:hAnsi="Microsoft YaHei" w:eastAsia="Microsoft YaHei"/>
-          <w:sz w:val="22"/>
-        </w:rPr>
-        <w:t>&gt; 两个分类变量不独立，有关联。</w:t>
-      </w:r>
-    </w:p>
-    <w:p/>
-    <w:p>
-      <w:r>
-        <w:rPr>
-          <w:rFonts w:ascii="Microsoft YaHei" w:hAnsi="Microsoft YaHei" w:eastAsia="Microsoft YaHei"/>
-          <w:sz w:val="22"/>
+        </w:rPr>
+        <w:t>两个分类变量不独立，有关联。</w:t>
+      </w:r>
+    </w:p>
+    <w:p/>
+    <w:p>
+      <w:r>
+        <w:rPr>
+          <w:rFonts w:ascii="Microsoft YaHei" w:hAnsi="Microsoft YaHei" w:eastAsia="Microsoft YaHei"/>
         </w:rPr>
         <w:t>P&lt;0.05：</w:t>
       </w:r>
@@ -3036,17 +2751,15 @@
       <w:r>
         <w:rPr>
           <w:rFonts w:ascii="Microsoft YaHei" w:hAnsi="Microsoft YaHei" w:eastAsia="Microsoft YaHei"/>
-          <w:sz w:val="22"/>
-        </w:rPr>
-        <w:t>&gt; 可认为两个分类变量存在统计学关联。</w:t>
-      </w:r>
-    </w:p>
-    <w:p/>
-    <w:p>
-      <w:r>
-        <w:rPr>
-          <w:rFonts w:ascii="Microsoft YaHei" w:hAnsi="Microsoft YaHei" w:eastAsia="Microsoft YaHei"/>
-          <w:sz w:val="22"/>
+        </w:rPr>
+        <w:t>可认为两个分类变量存在统计学关联。</w:t>
+      </w:r>
+    </w:p>
+    <w:p/>
+    <w:p>
+      <w:r>
+        <w:rPr>
+          <w:rFonts w:ascii="Microsoft YaHei" w:hAnsi="Microsoft YaHei" w:eastAsia="Microsoft YaHei"/>
         </w:rPr>
         <w:t>注意：</w:t>
       </w:r>
@@ -3056,7 +2769,6 @@
       <w:r>
         <w:rPr>
           <w:rFonts w:ascii="Microsoft YaHei" w:hAnsi="Microsoft YaHei" w:eastAsia="Microsoft YaHei"/>
-          <w:sz w:val="22"/>
         </w:rPr>
         <w:t>统计学关联不等于因果关系。</w:t>
       </w:r>
@@ -3065,7 +2777,6 @@
       <w:r>
         <w:rPr>
           <w:rFonts w:ascii="Microsoft YaHei" w:hAnsi="Microsoft YaHei" w:eastAsia="Microsoft YaHei"/>
-          <w:sz w:val="22"/>
         </w:rPr>
         <w:t>是否有因果关系还要看研究设计、时间顺序、混杂因素控制等。</w:t>
       </w:r>
@@ -3075,7 +2786,6 @@
       <w:r>
         <w:rPr>
           <w:rFonts w:ascii="Microsoft YaHei" w:hAnsi="Microsoft YaHei" w:eastAsia="Microsoft YaHei"/>
-          <w:sz w:val="22"/>
         </w:rPr>
         <w:t>---</w:t>
       </w:r>
@@ -3094,7 +2804,6 @@
       <w:r>
         <w:rPr>
           <w:rFonts w:ascii="Microsoft YaHei" w:hAnsi="Microsoft YaHei" w:eastAsia="Microsoft YaHei"/>
-          <w:sz w:val="22"/>
         </w:rPr>
         <w:t>今日推荐数据：</w:t>
       </w:r>
@@ -3104,7 +2813,6 @@
       <w:r>
         <w:rPr>
           <w:rFonts w:ascii="Microsoft YaHei" w:hAnsi="Microsoft YaHei" w:eastAsia="Microsoft YaHei"/>
-          <w:sz w:val="22"/>
         </w:rPr>
         <w:t>`D:\医学统计学期末冲刺复习包\05_课程讲义与教材\课程网站资料\例07-01.sav`</w:t>
       </w:r>
@@ -3114,7 +2822,6 @@
       <w:r>
         <w:rPr>
           <w:rFonts w:ascii="Microsoft YaHei" w:hAnsi="Microsoft YaHei" w:eastAsia="Microsoft YaHei"/>
-          <w:sz w:val="22"/>
         </w:rPr>
         <w:t>菜单路径：</w:t>
       </w:r>
@@ -3124,7 +2831,6 @@
       <w:r>
         <w:rPr>
           <w:rFonts w:ascii="Microsoft YaHei" w:hAnsi="Microsoft YaHei" w:eastAsia="Microsoft YaHei"/>
-          <w:sz w:val="22"/>
         </w:rPr>
         <w:t>`Analyze &gt; Descriptive Statistics &gt; Crosstabs`</w:t>
       </w:r>
@@ -3134,7 +2840,6 @@
       <w:r>
         <w:rPr>
           <w:rFonts w:ascii="Microsoft YaHei" w:hAnsi="Microsoft YaHei" w:eastAsia="Microsoft YaHei"/>
-          <w:sz w:val="22"/>
         </w:rPr>
         <w:t>操作步骤：</w:t>
       </w:r>
@@ -3147,7 +2852,6 @@
       <w:r>
         <w:rPr>
           <w:rFonts w:ascii="Microsoft YaHei" w:hAnsi="Microsoft YaHei" w:eastAsia="Microsoft YaHei"/>
-          <w:sz w:val="22"/>
         </w:rPr>
         <w:t>打开 `例07-01.sav`。</w:t>
       </w:r>
@@ -3159,7 +2863,6 @@
       <w:r>
         <w:rPr>
           <w:rFonts w:ascii="Microsoft YaHei" w:hAnsi="Microsoft YaHei" w:eastAsia="Microsoft YaHei"/>
-          <w:sz w:val="22"/>
         </w:rPr>
         <w:t>先看 `Variable View`，确认两个分类变量及其值标签。</w:t>
       </w:r>
@@ -3171,7 +2874,6 @@
       <w:r>
         <w:rPr>
           <w:rFonts w:ascii="Microsoft YaHei" w:hAnsi="Microsoft YaHei" w:eastAsia="Microsoft YaHei"/>
-          <w:sz w:val="22"/>
         </w:rPr>
         <w:t>进入 `Analyze &gt; Descriptive Statistics &gt; Crosstabs`。</w:t>
       </w:r>
@@ -3183,7 +2885,6 @@
       <w:r>
         <w:rPr>
           <w:rFonts w:ascii="Microsoft YaHei" w:hAnsi="Microsoft YaHei" w:eastAsia="Microsoft YaHei"/>
-          <w:sz w:val="22"/>
         </w:rPr>
         <w:t>将一个分类变量放入 `Row(s)`。</w:t>
       </w:r>
@@ -3195,7 +2896,6 @@
       <w:r>
         <w:rPr>
           <w:rFonts w:ascii="Microsoft YaHei" w:hAnsi="Microsoft YaHei" w:eastAsia="Microsoft YaHei"/>
-          <w:sz w:val="22"/>
         </w:rPr>
         <w:t>将另一个分类变量放入 `Column(s)`。</w:t>
       </w:r>
@@ -3207,7 +2907,6 @@
       <w:r>
         <w:rPr>
           <w:rFonts w:ascii="Microsoft YaHei" w:hAnsi="Microsoft YaHei" w:eastAsia="Microsoft YaHei"/>
-          <w:sz w:val="22"/>
         </w:rPr>
         <w:t>点击 `Statistics`。</w:t>
       </w:r>
@@ -3219,7 +2918,6 @@
       <w:r>
         <w:rPr>
           <w:rFonts w:ascii="Microsoft YaHei" w:hAnsi="Microsoft YaHei" w:eastAsia="Microsoft YaHei"/>
-          <w:sz w:val="22"/>
         </w:rPr>
         <w:t>勾选 `Chi-square`。</w:t>
       </w:r>
@@ -3231,7 +2929,6 @@
       <w:r>
         <w:rPr>
           <w:rFonts w:ascii="Microsoft YaHei" w:hAnsi="Microsoft YaHei" w:eastAsia="Microsoft YaHei"/>
-          <w:sz w:val="22"/>
         </w:rPr>
         <w:t>点击 `Continue`。</w:t>
       </w:r>
@@ -3243,7 +2940,6 @@
       <w:r>
         <w:rPr>
           <w:rFonts w:ascii="Microsoft YaHei" w:hAnsi="Microsoft YaHei" w:eastAsia="Microsoft YaHei"/>
-          <w:sz w:val="22"/>
         </w:rPr>
         <w:t>点击 `Cells`。</w:t>
       </w:r>
@@ -3255,7 +2951,6 @@
       <w:r>
         <w:rPr>
           <w:rFonts w:ascii="Microsoft YaHei" w:hAnsi="Microsoft YaHei" w:eastAsia="Microsoft YaHei"/>
-          <w:sz w:val="22"/>
         </w:rPr>
         <w:t>勾选 `Observed`。</w:t>
       </w:r>
@@ -3267,7 +2962,6 @@
       <w:r>
         <w:rPr>
           <w:rFonts w:ascii="Microsoft YaHei" w:hAnsi="Microsoft YaHei" w:eastAsia="Microsoft YaHei"/>
-          <w:sz w:val="22"/>
         </w:rPr>
         <w:t>勾选 `Expected`。</w:t>
       </w:r>
@@ -3279,7 +2973,6 @@
       <w:r>
         <w:rPr>
           <w:rFonts w:ascii="Microsoft YaHei" w:hAnsi="Microsoft YaHei" w:eastAsia="Microsoft YaHei"/>
-          <w:sz w:val="22"/>
         </w:rPr>
         <w:t>百分比可勾选 `Row` 或 `Column`，按题意选择。</w:t>
       </w:r>
@@ -3291,7 +2984,6 @@
       <w:r>
         <w:rPr>
           <w:rFonts w:ascii="Microsoft YaHei" w:hAnsi="Microsoft YaHei" w:eastAsia="Microsoft YaHei"/>
-          <w:sz w:val="22"/>
         </w:rPr>
         <w:t>点击 `Continue`，再点击 `OK`。</w:t>
       </w:r>
@@ -3301,7 +2993,6 @@
       <w:r>
         <w:rPr>
           <w:rFonts w:ascii="Microsoft YaHei" w:hAnsi="Microsoft YaHei" w:eastAsia="Microsoft YaHei"/>
-          <w:sz w:val="22"/>
         </w:rPr>
         <w:t>小提醒：</w:t>
       </w:r>
@@ -3314,7 +3005,6 @@
       <w:r>
         <w:rPr>
           <w:rFonts w:ascii="Microsoft YaHei" w:hAnsi="Microsoft YaHei" w:eastAsia="Microsoft YaHei"/>
-          <w:sz w:val="22"/>
         </w:rPr>
         <w:t>如果题目比较“不同组别的有效率”，通常分组放行或列都可以，但解释百分比时要一致。</w:t>
       </w:r>
@@ -3326,7 +3016,6 @@
       <w:r>
         <w:rPr>
           <w:rFonts w:ascii="Microsoft YaHei" w:hAnsi="Microsoft YaHei" w:eastAsia="Microsoft YaHei"/>
-          <w:sz w:val="22"/>
         </w:rPr>
         <w:t>行百分比和列百分比不要混着解释。</w:t>
       </w:r>
@@ -3338,7 +3027,6 @@
       <w:r>
         <w:rPr>
           <w:rFonts w:ascii="Microsoft YaHei" w:hAnsi="Microsoft YaHei" w:eastAsia="Microsoft YaHei"/>
-          <w:sz w:val="22"/>
         </w:rPr>
         <w:t>考试中更重要的是看卡方表的 P 值和结论。</w:t>
       </w:r>
@@ -3348,7 +3036,6 @@
       <w:r>
         <w:rPr>
           <w:rFonts w:ascii="Microsoft YaHei" w:hAnsi="Microsoft YaHei" w:eastAsia="Microsoft YaHei"/>
-          <w:sz w:val="22"/>
         </w:rPr>
         <w:t>---</w:t>
       </w:r>
@@ -3376,7 +3063,6 @@
       <w:r>
         <w:rPr>
           <w:rFonts w:ascii="Microsoft YaHei" w:hAnsi="Microsoft YaHei" w:eastAsia="Microsoft YaHei"/>
-          <w:sz w:val="22"/>
         </w:rPr>
         <w:t>这个表看纳入分析的样本数。</w:t>
       </w:r>
@@ -3386,7 +3072,6 @@
       <w:r>
         <w:rPr>
           <w:rFonts w:ascii="Microsoft YaHei" w:hAnsi="Microsoft YaHei" w:eastAsia="Microsoft YaHei"/>
-          <w:sz w:val="22"/>
         </w:rPr>
         <w:t>重点看：</w:t>
       </w:r>
@@ -3399,7 +3084,6 @@
       <w:r>
         <w:rPr>
           <w:rFonts w:ascii="Microsoft YaHei" w:hAnsi="Microsoft YaHei" w:eastAsia="Microsoft YaHei"/>
-          <w:sz w:val="22"/>
         </w:rPr>
         <w:t>Valid：有效例数。</w:t>
       </w:r>
@@ -3411,7 +3095,6 @@
       <w:r>
         <w:rPr>
           <w:rFonts w:ascii="Microsoft YaHei" w:hAnsi="Microsoft YaHei" w:eastAsia="Microsoft YaHei"/>
-          <w:sz w:val="22"/>
         </w:rPr>
         <w:t>Missing：缺失例数。</w:t>
       </w:r>
@@ -3423,7 +3106,6 @@
       <w:r>
         <w:rPr>
           <w:rFonts w:ascii="Microsoft YaHei" w:hAnsi="Microsoft YaHei" w:eastAsia="Microsoft YaHei"/>
-          <w:sz w:val="22"/>
         </w:rPr>
         <w:t>Total：总例数。</w:t>
       </w:r>
@@ -3433,7 +3115,6 @@
       <w:r>
         <w:rPr>
           <w:rFonts w:ascii="Microsoft YaHei" w:hAnsi="Microsoft YaHei" w:eastAsia="Microsoft YaHei"/>
-          <w:sz w:val="22"/>
         </w:rPr>
         <w:t>作用：</w:t>
       </w:r>
@@ -3443,17 +3124,15 @@
       <w:r>
         <w:rPr>
           <w:rFonts w:ascii="Microsoft YaHei" w:hAnsi="Microsoft YaHei" w:eastAsia="Microsoft YaHei"/>
-          <w:sz w:val="22"/>
-        </w:rPr>
-        <w:t>&gt; 先确认有多少例进入了卡方检验。</w:t>
-      </w:r>
-    </w:p>
-    <w:p/>
-    <w:p>
-      <w:r>
-        <w:rPr>
-          <w:rFonts w:ascii="Microsoft YaHei" w:hAnsi="Microsoft YaHei" w:eastAsia="Microsoft YaHei"/>
-          <w:sz w:val="22"/>
+        </w:rPr>
+        <w:t>先确认有多少例进入了卡方检验。</w:t>
+      </w:r>
+    </w:p>
+    <w:p/>
+    <w:p>
+      <w:r>
+        <w:rPr>
+          <w:rFonts w:ascii="Microsoft YaHei" w:hAnsi="Microsoft YaHei" w:eastAsia="Microsoft YaHei"/>
         </w:rPr>
         <w:t>---</w:t>
       </w:r>
@@ -3472,7 +3151,6 @@
       <w:r>
         <w:rPr>
           <w:rFonts w:ascii="Microsoft YaHei" w:hAnsi="Microsoft YaHei" w:eastAsia="Microsoft YaHei"/>
-          <w:sz w:val="22"/>
         </w:rPr>
         <w:t>这个表是交叉表。</w:t>
       </w:r>
@@ -3482,7 +3160,6 @@
       <w:r>
         <w:rPr>
           <w:rFonts w:ascii="Microsoft YaHei" w:hAnsi="Microsoft YaHei" w:eastAsia="Microsoft YaHei"/>
-          <w:sz w:val="22"/>
         </w:rPr>
         <w:t>重点看：</w:t>
       </w:r>
@@ -3495,7 +3172,6 @@
       <w:r>
         <w:rPr>
           <w:rFonts w:ascii="Microsoft YaHei" w:hAnsi="Microsoft YaHei" w:eastAsia="Microsoft YaHei"/>
-          <w:sz w:val="22"/>
         </w:rPr>
         <w:t>Count：实际频数。</w:t>
       </w:r>
@@ -3507,7 +3183,6 @@
       <w:r>
         <w:rPr>
           <w:rFonts w:ascii="Microsoft YaHei" w:hAnsi="Microsoft YaHei" w:eastAsia="Microsoft YaHei"/>
-          <w:sz w:val="22"/>
         </w:rPr>
         <w:t>Expected Count：理论频数。</w:t>
       </w:r>
@@ -3519,7 +3194,6 @@
       <w:r>
         <w:rPr>
           <w:rFonts w:ascii="Microsoft YaHei" w:hAnsi="Microsoft YaHei" w:eastAsia="Microsoft YaHei"/>
-          <w:sz w:val="22"/>
         </w:rPr>
         <w:t>Row %：行百分比。</w:t>
       </w:r>
@@ -3531,7 +3205,6 @@
       <w:r>
         <w:rPr>
           <w:rFonts w:ascii="Microsoft YaHei" w:hAnsi="Microsoft YaHei" w:eastAsia="Microsoft YaHei"/>
-          <w:sz w:val="22"/>
         </w:rPr>
         <w:t>Column %：列百分比。</w:t>
       </w:r>
@@ -3541,7 +3214,6 @@
       <w:r>
         <w:rPr>
           <w:rFonts w:ascii="Microsoft YaHei" w:hAnsi="Microsoft YaHei" w:eastAsia="Microsoft YaHei"/>
-          <w:sz w:val="22"/>
         </w:rPr>
         <w:t>作用：</w:t>
       </w:r>
@@ -3551,17 +3223,15 @@
       <w:r>
         <w:rPr>
           <w:rFonts w:ascii="Microsoft YaHei" w:hAnsi="Microsoft YaHei" w:eastAsia="Microsoft YaHei"/>
-          <w:sz w:val="22"/>
-        </w:rPr>
-        <w:t>&gt; 看每组实际人数、理论频数是否太小、百分比如何。</w:t>
-      </w:r>
-    </w:p>
-    <w:p/>
-    <w:p>
-      <w:r>
-        <w:rPr>
-          <w:rFonts w:ascii="Microsoft YaHei" w:hAnsi="Microsoft YaHei" w:eastAsia="Microsoft YaHei"/>
-          <w:sz w:val="22"/>
+        </w:rPr>
+        <w:t>看每组实际人数、理论频数是否太小、百分比如何。</w:t>
+      </w:r>
+    </w:p>
+    <w:p/>
+    <w:p>
+      <w:r>
+        <w:rPr>
+          <w:rFonts w:ascii="Microsoft YaHei" w:hAnsi="Microsoft YaHei" w:eastAsia="Microsoft YaHei"/>
         </w:rPr>
         <w:t>如果比较“不同治疗组有效率”，要看每组内有效所占百分比。</w:t>
       </w:r>
@@ -3570,7 +3240,6 @@
       <w:r>
         <w:rPr>
           <w:rFonts w:ascii="Microsoft YaHei" w:hAnsi="Microsoft YaHei" w:eastAsia="Microsoft YaHei"/>
-          <w:sz w:val="22"/>
         </w:rPr>
         <w:t>具体看行百分比还是列百分比，取决于你把“治疗组”放在行还是列。</w:t>
       </w:r>
@@ -3580,7 +3249,6 @@
       <w:r>
         <w:rPr>
           <w:rFonts w:ascii="Microsoft YaHei" w:hAnsi="Microsoft YaHei" w:eastAsia="Microsoft YaHei"/>
-          <w:sz w:val="22"/>
         </w:rPr>
         <w:t>---</w:t>
       </w:r>
@@ -3599,7 +3267,6 @@
       <w:r>
         <w:rPr>
           <w:rFonts w:ascii="Microsoft YaHei" w:hAnsi="Microsoft YaHei" w:eastAsia="Microsoft YaHei"/>
-          <w:sz w:val="22"/>
         </w:rPr>
         <w:t>这是最核心的结果表。</w:t>
       </w:r>
@@ -3609,7 +3276,6 @@
       <w:r>
         <w:rPr>
           <w:rFonts w:ascii="Microsoft YaHei" w:hAnsi="Microsoft YaHei" w:eastAsia="Microsoft YaHei"/>
-          <w:sz w:val="22"/>
         </w:rPr>
         <w:t>常规看：</w:t>
       </w:r>
@@ -3619,17 +3285,15 @@
       <w:r>
         <w:rPr>
           <w:rFonts w:ascii="Microsoft YaHei" w:hAnsi="Microsoft YaHei" w:eastAsia="Microsoft YaHei"/>
-          <w:sz w:val="22"/>
-        </w:rPr>
-        <w:t>&gt; Pearson Chi-Square</w:t>
-      </w:r>
-    </w:p>
-    <w:p/>
-    <w:p>
-      <w:r>
-        <w:rPr>
-          <w:rFonts w:ascii="Microsoft YaHei" w:hAnsi="Microsoft YaHei" w:eastAsia="Microsoft YaHei"/>
-          <w:sz w:val="22"/>
+        </w:rPr>
+        <w:t>Pearson Chi-Square</w:t>
+      </w:r>
+    </w:p>
+    <w:p/>
+    <w:p>
+      <w:r>
+        <w:rPr>
+          <w:rFonts w:ascii="Microsoft YaHei" w:hAnsi="Microsoft YaHei" w:eastAsia="Microsoft YaHei"/>
         </w:rPr>
         <w:t>重点列：</w:t>
       </w:r>
@@ -3642,7 +3306,6 @@
       <w:r>
         <w:rPr>
           <w:rFonts w:ascii="Microsoft YaHei" w:hAnsi="Microsoft YaHei" w:eastAsia="Microsoft YaHei"/>
-          <w:sz w:val="22"/>
         </w:rPr>
         <w:t>Value：χ² 值。</w:t>
       </w:r>
@@ -3654,7 +3317,6 @@
       <w:r>
         <w:rPr>
           <w:rFonts w:ascii="Microsoft YaHei" w:hAnsi="Microsoft YaHei" w:eastAsia="Microsoft YaHei"/>
-          <w:sz w:val="22"/>
         </w:rPr>
         <w:t>df：自由度。</w:t>
       </w:r>
@@ -3666,7 +3328,6 @@
       <w:r>
         <w:rPr>
           <w:rFonts w:ascii="Microsoft YaHei" w:hAnsi="Microsoft YaHei" w:eastAsia="Microsoft YaHei"/>
-          <w:sz w:val="22"/>
         </w:rPr>
         <w:t>Asymp. Sig.：P 值。</w:t>
       </w:r>
@@ -3676,7 +3337,6 @@
       <w:r>
         <w:rPr>
           <w:rFonts w:ascii="Microsoft YaHei" w:hAnsi="Microsoft YaHei" w:eastAsia="Microsoft YaHei"/>
-          <w:sz w:val="22"/>
         </w:rPr>
         <w:t>判断：</w:t>
       </w:r>
@@ -3689,7 +3349,6 @@
       <w:r>
         <w:rPr>
           <w:rFonts w:ascii="Microsoft YaHei" w:hAnsi="Microsoft YaHei" w:eastAsia="Microsoft YaHei"/>
-          <w:sz w:val="22"/>
         </w:rPr>
         <w:t>P&lt;0.05：差异有统计学意义。</w:t>
       </w:r>
@@ -3701,7 +3360,6 @@
       <w:r>
         <w:rPr>
           <w:rFonts w:ascii="Microsoft YaHei" w:hAnsi="Microsoft YaHei" w:eastAsia="Microsoft YaHei"/>
-          <w:sz w:val="22"/>
         </w:rPr>
         <w:t>P&gt;=0.05：差异无统计学意义。</w:t>
       </w:r>
@@ -3711,7 +3369,6 @@
       <w:r>
         <w:rPr>
           <w:rFonts w:ascii="Microsoft YaHei" w:hAnsi="Microsoft YaHei" w:eastAsia="Microsoft YaHei"/>
-          <w:sz w:val="22"/>
         </w:rPr>
         <w:t>如果是 2×2 四格表，且理论频数偏小，还要看：</w:t>
       </w:r>
@@ -3724,7 +3381,6 @@
       <w:r>
         <w:rPr>
           <w:rFonts w:ascii="Microsoft YaHei" w:hAnsi="Microsoft YaHei" w:eastAsia="Microsoft YaHei"/>
-          <w:sz w:val="22"/>
         </w:rPr>
         <w:t>Continuity Correction：连续性校正卡方。</w:t>
       </w:r>
@@ -3736,7 +3392,6 @@
       <w:r>
         <w:rPr>
           <w:rFonts w:ascii="Microsoft YaHei" w:hAnsi="Microsoft YaHei" w:eastAsia="Microsoft YaHei"/>
-          <w:sz w:val="22"/>
         </w:rPr>
         <w:t>Fisher's Exact Test：Fisher 精确检验。</w:t>
       </w:r>
@@ -3746,7 +3401,6 @@
       <w:r>
         <w:rPr>
           <w:rFonts w:ascii="Microsoft YaHei" w:hAnsi="Microsoft YaHei" w:eastAsia="Microsoft YaHei"/>
-          <w:sz w:val="22"/>
         </w:rPr>
         <w:t>---</w:t>
       </w:r>
@@ -3774,9 +3428,8 @@
       <w:r>
         <w:rPr>
           <w:rFonts w:ascii="Microsoft YaHei" w:hAnsi="Microsoft YaHei" w:eastAsia="Microsoft YaHei"/>
-          <w:sz w:val="22"/>
-        </w:rPr>
-        <w:t>&gt; 采用卡方检验，结果显示 χ²=……，P=……。按 α=0.05 水准，P&lt;0.05，差异有统计学意义，可认为两组总体率不同。</w:t>
+        </w:rPr>
+        <w:t>采用卡方检验，结果显示 χ²=……，P=……。按 α=0.05 水准，P&lt;0.05，差异有统计学意义，可认为两组总体率不同。</w:t>
       </w:r>
     </w:p>
     <w:p/>
@@ -3793,9 +3446,8 @@
       <w:r>
         <w:rPr>
           <w:rFonts w:ascii="Microsoft YaHei" w:hAnsi="Microsoft YaHei" w:eastAsia="Microsoft YaHei"/>
-          <w:sz w:val="22"/>
-        </w:rPr>
-        <w:t>&gt; 采用卡方检验，结果显示 χ²=……，P=……。按 α=0.05 水准，P&gt;=0.05，差异无统计学意义，尚不能认为两组总体率不同。</w:t>
+        </w:rPr>
+        <w:t>采用卡方检验，结果显示 χ²=……，P=……。按 α=0.05 水准，P&gt;=0.05，差异无统计学意义，尚不能认为两组总体率不同。</w:t>
       </w:r>
     </w:p>
     <w:p/>
@@ -3812,9 +3464,8 @@
       <w:r>
         <w:rPr>
           <w:rFonts w:ascii="Microsoft YaHei" w:hAnsi="Microsoft YaHei" w:eastAsia="Microsoft YaHei"/>
-          <w:sz w:val="22"/>
-        </w:rPr>
-        <w:t>&gt; 采用卡方检验，结果显示 χ²=……，P=……。按 α=0.05 水准，P&lt;0.05，差异有统计学意义，可认为各总体率不全相同。</w:t>
+        </w:rPr>
+        <w:t>采用卡方检验，结果显示 χ²=……，P=……。按 α=0.05 水准，P&lt;0.05，差异有统计学意义，可认为各总体率不全相同。</w:t>
       </w:r>
     </w:p>
     <w:p/>
@@ -3831,17 +3482,15 @@
       <w:r>
         <w:rPr>
           <w:rFonts w:ascii="Microsoft YaHei" w:hAnsi="Microsoft YaHei" w:eastAsia="Microsoft YaHei"/>
-          <w:sz w:val="22"/>
-        </w:rPr>
-        <w:t>&gt; 采用卡方检验，结果显示 χ²=……，P=……。按 α=0.05 水准，P&lt;0.05，可认为两个分类变量存在统计学关联。</w:t>
-      </w:r>
-    </w:p>
-    <w:p/>
-    <w:p>
-      <w:r>
-        <w:rPr>
-          <w:rFonts w:ascii="Microsoft YaHei" w:hAnsi="Microsoft YaHei" w:eastAsia="Microsoft YaHei"/>
-          <w:sz w:val="22"/>
+        </w:rPr>
+        <w:t>采用卡方检验，结果显示 χ²=……，P=……。按 α=0.05 水准，P&lt;0.05，可认为两个分类变量存在统计学关联。</w:t>
+      </w:r>
+    </w:p>
+    <w:p/>
+    <w:p>
+      <w:r>
+        <w:rPr>
+          <w:rFonts w:ascii="Microsoft YaHei" w:hAnsi="Microsoft YaHei" w:eastAsia="Microsoft YaHei"/>
         </w:rPr>
         <w:t>---</w:t>
       </w:r>
@@ -3869,7 +3518,6 @@
       <w:r>
         <w:rPr>
           <w:rFonts w:ascii="Microsoft YaHei" w:hAnsi="Microsoft YaHei" w:eastAsia="Microsoft YaHei"/>
-          <w:sz w:val="22"/>
         </w:rPr>
         <w:t>构成比反映：</w:t>
       </w:r>
@@ -3879,17 +3527,15 @@
       <w:r>
         <w:rPr>
           <w:rFonts w:ascii="Microsoft YaHei" w:hAnsi="Microsoft YaHei" w:eastAsia="Microsoft YaHei"/>
-          <w:sz w:val="22"/>
-        </w:rPr>
-        <w:t>&gt; 某事物内部各组成部分占全部的比重。</w:t>
-      </w:r>
-    </w:p>
-    <w:p/>
-    <w:p>
-      <w:r>
-        <w:rPr>
-          <w:rFonts w:ascii="Microsoft YaHei" w:hAnsi="Microsoft YaHei" w:eastAsia="Microsoft YaHei"/>
-          <w:sz w:val="22"/>
+        </w:rPr>
+        <w:t>某事物内部各组成部分占全部的比重。</w:t>
+      </w:r>
+    </w:p>
+    <w:p/>
+    <w:p>
+      <w:r>
+        <w:rPr>
+          <w:rFonts w:ascii="Microsoft YaHei" w:hAnsi="Microsoft YaHei" w:eastAsia="Microsoft YaHei"/>
         </w:rPr>
         <w:t>答案：D。</w:t>
       </w:r>
@@ -3899,7 +3545,6 @@
       <w:r>
         <w:rPr>
           <w:rFonts w:ascii="Microsoft YaHei" w:hAnsi="Microsoft YaHei" w:eastAsia="Microsoft YaHei"/>
-          <w:sz w:val="22"/>
         </w:rPr>
         <w:t>---</w:t>
       </w:r>
@@ -3918,7 +3563,6 @@
       <w:r>
         <w:rPr>
           <w:rFonts w:ascii="Microsoft YaHei" w:hAnsi="Microsoft YaHei" w:eastAsia="Microsoft YaHei"/>
-          <w:sz w:val="22"/>
         </w:rPr>
         <w:t>说明某现象发生强度的指标是：</w:t>
       </w:r>
@@ -3928,17 +3572,15 @@
       <w:r>
         <w:rPr>
           <w:rFonts w:ascii="Microsoft YaHei" w:hAnsi="Microsoft YaHei" w:eastAsia="Microsoft YaHei"/>
-          <w:sz w:val="22"/>
-        </w:rPr>
-        <w:t>&gt; 率。</w:t>
-      </w:r>
-    </w:p>
-    <w:p/>
-    <w:p>
-      <w:r>
-        <w:rPr>
-          <w:rFonts w:ascii="Microsoft YaHei" w:hAnsi="Microsoft YaHei" w:eastAsia="Microsoft YaHei"/>
-          <w:sz w:val="22"/>
+        </w:rPr>
+        <w:t>率。</w:t>
+      </w:r>
+    </w:p>
+    <w:p/>
+    <w:p>
+      <w:r>
+        <w:rPr>
+          <w:rFonts w:ascii="Microsoft YaHei" w:hAnsi="Microsoft YaHei" w:eastAsia="Microsoft YaHei"/>
         </w:rPr>
         <w:t>答案：B。</w:t>
       </w:r>
@@ -3948,7 +3590,6 @@
       <w:r>
         <w:rPr>
           <w:rFonts w:ascii="Microsoft YaHei" w:hAnsi="Microsoft YaHei" w:eastAsia="Microsoft YaHei"/>
-          <w:sz w:val="22"/>
         </w:rPr>
         <w:t>---</w:t>
       </w:r>
@@ -3967,7 +3608,6 @@
       <w:r>
         <w:rPr>
           <w:rFonts w:ascii="Microsoft YaHei" w:hAnsi="Microsoft YaHei" w:eastAsia="Microsoft YaHei"/>
-          <w:sz w:val="22"/>
         </w:rPr>
         <w:t>可用年平均人口数、年中人口数、年初年末平均人口数、7 月 1 日零时人口数。</w:t>
       </w:r>
@@ -3977,7 +3617,6 @@
       <w:r>
         <w:rPr>
           <w:rFonts w:ascii="Microsoft YaHei" w:hAnsi="Microsoft YaHei" w:eastAsia="Microsoft YaHei"/>
-          <w:sz w:val="22"/>
         </w:rPr>
         <w:t>不宜用：</w:t>
       </w:r>
@@ -3987,17 +3626,15 @@
       <w:r>
         <w:rPr>
           <w:rFonts w:ascii="Microsoft YaHei" w:hAnsi="Microsoft YaHei" w:eastAsia="Microsoft YaHei"/>
-          <w:sz w:val="22"/>
-        </w:rPr>
-        <w:t>&gt; 年中任意时刻人口数。</w:t>
-      </w:r>
-    </w:p>
-    <w:p/>
-    <w:p>
-      <w:r>
-        <w:rPr>
-          <w:rFonts w:ascii="Microsoft YaHei" w:hAnsi="Microsoft YaHei" w:eastAsia="Microsoft YaHei"/>
-          <w:sz w:val="22"/>
+        </w:rPr>
+        <w:t>年中任意时刻人口数。</w:t>
+      </w:r>
+    </w:p>
+    <w:p/>
+    <w:p>
+      <w:r>
+        <w:rPr>
+          <w:rFonts w:ascii="Microsoft YaHei" w:hAnsi="Microsoft YaHei" w:eastAsia="Microsoft YaHei"/>
         </w:rPr>
         <w:t>答案：E。</w:t>
       </w:r>
@@ -4007,7 +3644,6 @@
       <w:r>
         <w:rPr>
           <w:rFonts w:ascii="Microsoft YaHei" w:hAnsi="Microsoft YaHei" w:eastAsia="Microsoft YaHei"/>
-          <w:sz w:val="22"/>
         </w:rPr>
         <w:t>---</w:t>
       </w:r>
@@ -4026,7 +3662,6 @@
       <w:r>
         <w:rPr>
           <w:rFonts w:ascii="Microsoft YaHei" w:hAnsi="Microsoft YaHei" w:eastAsia="Microsoft YaHei"/>
-          <w:sz w:val="22"/>
         </w:rPr>
         <w:t>比较两地死亡率时，标准化率主要用于消除：</w:t>
       </w:r>
@@ -4036,17 +3671,15 @@
       <w:r>
         <w:rPr>
           <w:rFonts w:ascii="Microsoft YaHei" w:hAnsi="Microsoft YaHei" w:eastAsia="Microsoft YaHei"/>
-          <w:sz w:val="22"/>
-        </w:rPr>
-        <w:t>&gt; 两地年龄别人口数不同的影响。</w:t>
-      </w:r>
-    </w:p>
-    <w:p/>
-    <w:p>
-      <w:r>
-        <w:rPr>
-          <w:rFonts w:ascii="Microsoft YaHei" w:hAnsi="Microsoft YaHei" w:eastAsia="Microsoft YaHei"/>
-          <w:sz w:val="22"/>
+        </w:rPr>
+        <w:t>两地年龄别人口数不同的影响。</w:t>
+      </w:r>
+    </w:p>
+    <w:p/>
+    <w:p>
+      <w:r>
+        <w:rPr>
+          <w:rFonts w:ascii="Microsoft YaHei" w:hAnsi="Microsoft YaHei" w:eastAsia="Microsoft YaHei"/>
         </w:rPr>
         <w:t>答案：B。</w:t>
       </w:r>
@@ -4056,7 +3689,6 @@
       <w:r>
         <w:rPr>
           <w:rFonts w:ascii="Microsoft YaHei" w:hAnsi="Microsoft YaHei" w:eastAsia="Microsoft YaHei"/>
-          <w:sz w:val="22"/>
         </w:rPr>
         <w:t>---</w:t>
       </w:r>
@@ -4075,7 +3707,6 @@
       <w:r>
         <w:rPr>
           <w:rFonts w:ascii="Microsoft YaHei" w:hAnsi="Microsoft YaHei" w:eastAsia="Microsoft YaHei"/>
-          <w:sz w:val="22"/>
         </w:rPr>
         <w:t>最常见错误：</w:t>
       </w:r>
@@ -4085,17 +3716,15 @@
       <w:r>
         <w:rPr>
           <w:rFonts w:ascii="Microsoft YaHei" w:hAnsi="Microsoft YaHei" w:eastAsia="Microsoft YaHei"/>
-          <w:sz w:val="22"/>
-        </w:rPr>
-        <w:t>&gt; 把构成比当作率。</w:t>
-      </w:r>
-    </w:p>
-    <w:p/>
-    <w:p>
-      <w:r>
-        <w:rPr>
-          <w:rFonts w:ascii="Microsoft YaHei" w:hAnsi="Microsoft YaHei" w:eastAsia="Microsoft YaHei"/>
-          <w:sz w:val="22"/>
+        </w:rPr>
+        <w:t>把构成比当作率。</w:t>
+      </w:r>
+    </w:p>
+    <w:p/>
+    <w:p>
+      <w:r>
+        <w:rPr>
+          <w:rFonts w:ascii="Microsoft YaHei" w:hAnsi="Microsoft YaHei" w:eastAsia="Microsoft YaHei"/>
         </w:rPr>
         <w:t>答案：B。</w:t>
       </w:r>
@@ -4105,7 +3734,6 @@
       <w:r>
         <w:rPr>
           <w:rFonts w:ascii="Microsoft YaHei" w:hAnsi="Microsoft YaHei" w:eastAsia="Microsoft YaHei"/>
-          <w:sz w:val="22"/>
         </w:rPr>
         <w:t>---</w:t>
       </w:r>
@@ -4124,7 +3752,6 @@
       <w:r>
         <w:rPr>
           <w:rFonts w:ascii="Microsoft YaHei" w:hAnsi="Microsoft YaHei" w:eastAsia="Microsoft YaHei"/>
-          <w:sz w:val="22"/>
         </w:rPr>
         <w:t>卡方检验可用于率、构成比、拟合优度、分类变量关联。</w:t>
       </w:r>
@@ -4134,7 +3761,6 @@
       <w:r>
         <w:rPr>
           <w:rFonts w:ascii="Microsoft YaHei" w:hAnsi="Microsoft YaHei" w:eastAsia="Microsoft YaHei"/>
-          <w:sz w:val="22"/>
         </w:rPr>
         <w:t>不用于：</w:t>
       </w:r>
@@ -4144,17 +3770,15 @@
       <w:r>
         <w:rPr>
           <w:rFonts w:ascii="Microsoft YaHei" w:hAnsi="Microsoft YaHei" w:eastAsia="Microsoft YaHei"/>
-          <w:sz w:val="22"/>
-        </w:rPr>
-        <w:t>&gt; 两样本均数比较。</w:t>
-      </w:r>
-    </w:p>
-    <w:p/>
-    <w:p>
-      <w:r>
-        <w:rPr>
-          <w:rFonts w:ascii="Microsoft YaHei" w:hAnsi="Microsoft YaHei" w:eastAsia="Microsoft YaHei"/>
-          <w:sz w:val="22"/>
+        </w:rPr>
+        <w:t>两样本均数比较。</w:t>
+      </w:r>
+    </w:p>
+    <w:p/>
+    <w:p>
+      <w:r>
+        <w:rPr>
+          <w:rFonts w:ascii="Microsoft YaHei" w:hAnsi="Microsoft YaHei" w:eastAsia="Microsoft YaHei"/>
         </w:rPr>
         <w:t>答案：E。</w:t>
       </w:r>
@@ -4164,7 +3788,6 @@
       <w:r>
         <w:rPr>
           <w:rFonts w:ascii="Microsoft YaHei" w:hAnsi="Microsoft YaHei" w:eastAsia="Microsoft YaHei"/>
-          <w:sz w:val="22"/>
         </w:rPr>
         <w:t>---</w:t>
       </w:r>
@@ -4183,7 +3806,6 @@
       <w:r>
         <w:rPr>
           <w:rFonts w:ascii="Microsoft YaHei" w:hAnsi="Microsoft YaHei" w:eastAsia="Microsoft YaHei"/>
-          <w:sz w:val="22"/>
         </w:rPr>
         <w:t>χ² 分布形状：</w:t>
       </w:r>
@@ -4193,17 +3815,15 @@
       <w:r>
         <w:rPr>
           <w:rFonts w:ascii="Microsoft YaHei" w:hAnsi="Microsoft YaHei" w:eastAsia="Microsoft YaHei"/>
-          <w:sz w:val="22"/>
-        </w:rPr>
-        <w:t>&gt; 与自由度 ν 有关。</w:t>
-      </w:r>
-    </w:p>
-    <w:p/>
-    <w:p>
-      <w:r>
-        <w:rPr>
-          <w:rFonts w:ascii="Microsoft YaHei" w:hAnsi="Microsoft YaHei" w:eastAsia="Microsoft YaHei"/>
-          <w:sz w:val="22"/>
+        </w:rPr>
+        <w:t>与自由度 ν 有关。</w:t>
+      </w:r>
+    </w:p>
+    <w:p/>
+    <w:p>
+      <w:r>
+        <w:rPr>
+          <w:rFonts w:ascii="Microsoft YaHei" w:hAnsi="Microsoft YaHei" w:eastAsia="Microsoft YaHei"/>
         </w:rPr>
         <w:t>答案：D。</w:t>
       </w:r>
@@ -4213,7 +3833,6 @@
       <w:r>
         <w:rPr>
           <w:rFonts w:ascii="Microsoft YaHei" w:hAnsi="Microsoft YaHei" w:eastAsia="Microsoft YaHei"/>
-          <w:sz w:val="22"/>
         </w:rPr>
         <w:t>---</w:t>
       </w:r>
@@ -4232,7 +3851,6 @@
       <w:r>
         <w:rPr>
           <w:rFonts w:ascii="Microsoft YaHei" w:hAnsi="Microsoft YaHei" w:eastAsia="Microsoft YaHei"/>
-          <w:sz w:val="22"/>
         </w:rPr>
         <w:t>χ² 值由平方项构成：</w:t>
       </w:r>
@@ -4242,17 +3860,15 @@
       <w:r>
         <w:rPr>
           <w:rFonts w:ascii="Microsoft YaHei" w:hAnsi="Microsoft YaHei" w:eastAsia="Microsoft YaHei"/>
-          <w:sz w:val="22"/>
-        </w:rPr>
-        <w:t>&gt; 取值范围为 ≥0。</w:t>
-      </w:r>
-    </w:p>
-    <w:p/>
-    <w:p>
-      <w:r>
-        <w:rPr>
-          <w:rFonts w:ascii="Microsoft YaHei" w:hAnsi="Microsoft YaHei" w:eastAsia="Microsoft YaHei"/>
-          <w:sz w:val="22"/>
+        </w:rPr>
+        <w:t>取值范围为 ≥0。</w:t>
+      </w:r>
+    </w:p>
+    <w:p/>
+    <w:p>
+      <w:r>
+        <w:rPr>
+          <w:rFonts w:ascii="Microsoft YaHei" w:hAnsi="Microsoft YaHei" w:eastAsia="Microsoft YaHei"/>
         </w:rPr>
         <w:t>答案：D。</w:t>
       </w:r>
@@ -4262,7 +3878,6 @@
       <w:r>
         <w:rPr>
           <w:rFonts w:ascii="Microsoft YaHei" w:hAnsi="Microsoft YaHei" w:eastAsia="Microsoft YaHei"/>
-          <w:sz w:val="22"/>
         </w:rPr>
         <w:t>---</w:t>
       </w:r>
@@ -4281,7 +3896,6 @@
       <w:r>
         <w:rPr>
           <w:rFonts w:ascii="Microsoft YaHei" w:hAnsi="Microsoft YaHei" w:eastAsia="Microsoft YaHei"/>
-          <w:sz w:val="22"/>
         </w:rPr>
         <w:t>理论频数由周边合计决定。</w:t>
       </w:r>
@@ -4291,7 +3905,6 @@
       <w:r>
         <w:rPr>
           <w:rFonts w:ascii="Microsoft YaHei" w:hAnsi="Microsoft YaHei" w:eastAsia="Microsoft YaHei"/>
-          <w:sz w:val="22"/>
         </w:rPr>
         <w:t>周边合计不变时：</w:t>
       </w:r>
@@ -4301,17 +3914,15 @@
       <w:r>
         <w:rPr>
           <w:rFonts w:ascii="Microsoft YaHei" w:hAnsi="Microsoft YaHei" w:eastAsia="Microsoft YaHei"/>
-          <w:sz w:val="22"/>
-        </w:rPr>
-        <w:t>&gt; 理论频数不变。</w:t>
-      </w:r>
-    </w:p>
-    <w:p/>
-    <w:p>
-      <w:r>
-        <w:rPr>
-          <w:rFonts w:ascii="Microsoft YaHei" w:hAnsi="Microsoft YaHei" w:eastAsia="Microsoft YaHei"/>
-          <w:sz w:val="22"/>
+        </w:rPr>
+        <w:t>理论频数不变。</w:t>
+      </w:r>
+    </w:p>
+    <w:p/>
+    <w:p>
+      <w:r>
+        <w:rPr>
+          <w:rFonts w:ascii="Microsoft YaHei" w:hAnsi="Microsoft YaHei" w:eastAsia="Microsoft YaHei"/>
         </w:rPr>
         <w:t>答案：C。</w:t>
       </w:r>
@@ -4321,7 +3932,6 @@
       <w:r>
         <w:rPr>
           <w:rFonts w:ascii="Microsoft YaHei" w:hAnsi="Microsoft YaHei" w:eastAsia="Microsoft YaHei"/>
-          <w:sz w:val="22"/>
         </w:rPr>
         <w:t>---</w:t>
       </w:r>
@@ -4340,7 +3950,6 @@
       <w:r>
         <w:rPr>
           <w:rFonts w:ascii="Microsoft YaHei" w:hAnsi="Microsoft YaHei" w:eastAsia="Microsoft YaHei"/>
-          <w:sz w:val="22"/>
         </w:rPr>
         <w:t>四格表是 2×2 表：</w:t>
       </w:r>
@@ -4350,17 +3959,15 @@
       <w:r>
         <w:rPr>
           <w:rFonts w:ascii="Microsoft YaHei" w:hAnsi="Microsoft YaHei" w:eastAsia="Microsoft YaHei"/>
-          <w:sz w:val="22"/>
-        </w:rPr>
-        <w:t>&gt; ν = (2-1)(2-1)=1。</w:t>
-      </w:r>
-    </w:p>
-    <w:p/>
-    <w:p>
-      <w:r>
-        <w:rPr>
-          <w:rFonts w:ascii="Microsoft YaHei" w:hAnsi="Microsoft YaHei" w:eastAsia="Microsoft YaHei"/>
-          <w:sz w:val="22"/>
+        </w:rPr>
+        <w:t>ν = (2-1)(2-1)=1。</w:t>
+      </w:r>
+    </w:p>
+    <w:p/>
+    <w:p>
+      <w:r>
+        <w:rPr>
+          <w:rFonts w:ascii="Microsoft YaHei" w:hAnsi="Microsoft YaHei" w:eastAsia="Microsoft YaHei"/>
         </w:rPr>
         <w:t>答案：B。</w:t>
       </w:r>
@@ -4370,7 +3977,6 @@
       <w:r>
         <w:rPr>
           <w:rFonts w:ascii="Microsoft YaHei" w:hAnsi="Microsoft YaHei" w:eastAsia="Microsoft YaHei"/>
-          <w:sz w:val="22"/>
         </w:rPr>
         <w:t>---</w:t>
       </w:r>
@@ -4389,7 +3995,6 @@
       <w:r>
         <w:rPr>
           <w:rFonts w:ascii="Microsoft YaHei" w:hAnsi="Microsoft YaHei" w:eastAsia="Microsoft YaHei"/>
-          <w:sz w:val="22"/>
         </w:rPr>
         <w:t>两个率比较中，需要用校正卡方检验的是：</w:t>
       </w:r>
@@ -4399,17 +4004,15 @@
       <w:r>
         <w:rPr>
           <w:rFonts w:ascii="Microsoft YaHei" w:hAnsi="Microsoft YaHei" w:eastAsia="Microsoft YaHei"/>
-          <w:sz w:val="22"/>
-        </w:rPr>
-        <w:t>&gt; 1≤T&lt;5 且 n≥40。</w:t>
-      </w:r>
-    </w:p>
-    <w:p/>
-    <w:p>
-      <w:r>
-        <w:rPr>
-          <w:rFonts w:ascii="Microsoft YaHei" w:hAnsi="Microsoft YaHei" w:eastAsia="Microsoft YaHei"/>
-          <w:sz w:val="22"/>
+        </w:rPr>
+        <w:t>1≤T&lt;5 且 n≥40。</w:t>
+      </w:r>
+    </w:p>
+    <w:p/>
+    <w:p>
+      <w:r>
+        <w:rPr>
+          <w:rFonts w:ascii="Microsoft YaHei" w:hAnsi="Microsoft YaHei" w:eastAsia="Microsoft YaHei"/>
         </w:rPr>
         <w:t>答案：A。</w:t>
       </w:r>
@@ -4419,7 +4022,6 @@
       <w:r>
         <w:rPr>
           <w:rFonts w:ascii="Microsoft YaHei" w:hAnsi="Microsoft YaHei" w:eastAsia="Microsoft YaHei"/>
-          <w:sz w:val="22"/>
         </w:rPr>
         <w:t>---</w:t>
       </w:r>
@@ -4438,7 +4040,6 @@
       <w:r>
         <w:rPr>
           <w:rFonts w:ascii="Microsoft YaHei" w:hAnsi="Microsoft YaHei" w:eastAsia="Microsoft YaHei"/>
-          <w:sz w:val="22"/>
         </w:rPr>
         <w:t>该校正而未校正，会导致：</w:t>
       </w:r>
@@ -4448,17 +4049,15 @@
       <w:r>
         <w:rPr>
           <w:rFonts w:ascii="Microsoft YaHei" w:hAnsi="Microsoft YaHei" w:eastAsia="Microsoft YaHei"/>
-          <w:sz w:val="22"/>
-        </w:rPr>
-        <w:t>&gt; χ² 增大，P 值减小。</w:t>
-      </w:r>
-    </w:p>
-    <w:p/>
-    <w:p>
-      <w:r>
-        <w:rPr>
-          <w:rFonts w:ascii="Microsoft YaHei" w:hAnsi="Microsoft YaHei" w:eastAsia="Microsoft YaHei"/>
-          <w:sz w:val="22"/>
+        </w:rPr>
+        <w:t>χ² 增大，P 值减小。</w:t>
+      </w:r>
+    </w:p>
+    <w:p/>
+    <w:p>
+      <w:r>
+        <w:rPr>
+          <w:rFonts w:ascii="Microsoft YaHei" w:hAnsi="Microsoft YaHei" w:eastAsia="Microsoft YaHei"/>
         </w:rPr>
         <w:t>答案：C。</w:t>
       </w:r>
@@ -4468,7 +4067,6 @@
       <w:r>
         <w:rPr>
           <w:rFonts w:ascii="Microsoft YaHei" w:hAnsi="Microsoft YaHei" w:eastAsia="Microsoft YaHei"/>
-          <w:sz w:val="22"/>
         </w:rPr>
         <w:t>---</w:t>
       </w:r>
@@ -4487,7 +4085,6 @@
       <w:r>
         <w:rPr>
           <w:rFonts w:ascii="Microsoft YaHei" w:hAnsi="Microsoft YaHei" w:eastAsia="Microsoft YaHei"/>
-          <w:sz w:val="22"/>
         </w:rPr>
         <w:t>5 个样本率比较是 5×2 表：</w:t>
       </w:r>
@@ -4497,17 +4094,15 @@
       <w:r>
         <w:rPr>
           <w:rFonts w:ascii="Microsoft YaHei" w:hAnsi="Microsoft YaHei" w:eastAsia="Microsoft YaHei"/>
-          <w:sz w:val="22"/>
-        </w:rPr>
-        <w:t>&gt; ν = (5-1)(2-1)=4。</w:t>
-      </w:r>
-    </w:p>
-    <w:p/>
-    <w:p>
-      <w:r>
-        <w:rPr>
-          <w:rFonts w:ascii="Microsoft YaHei" w:hAnsi="Microsoft YaHei" w:eastAsia="Microsoft YaHei"/>
-          <w:sz w:val="22"/>
+        </w:rPr>
+        <w:t>ν = (5-1)(2-1)=4。</w:t>
+      </w:r>
+    </w:p>
+    <w:p/>
+    <w:p>
+      <w:r>
+        <w:rPr>
+          <w:rFonts w:ascii="Microsoft YaHei" w:hAnsi="Microsoft YaHei" w:eastAsia="Microsoft YaHei"/>
         </w:rPr>
         <w:t>答案：D。</w:t>
       </w:r>
@@ -4517,7 +4112,6 @@
       <w:r>
         <w:rPr>
           <w:rFonts w:ascii="Microsoft YaHei" w:hAnsi="Microsoft YaHei" w:eastAsia="Microsoft YaHei"/>
-          <w:sz w:val="22"/>
         </w:rPr>
         <w:t>---</w:t>
       </w:r>
@@ -4536,7 +4130,6 @@
       <w:r>
         <w:rPr>
           <w:rFonts w:ascii="Microsoft YaHei" w:hAnsi="Microsoft YaHei" w:eastAsia="Microsoft YaHei"/>
-          <w:sz w:val="22"/>
         </w:rPr>
         <w:t>5 个样本率比较，P&lt;0.01，在 α=0.05 下：</w:t>
       </w:r>
@@ -4546,17 +4139,15 @@
       <w:r>
         <w:rPr>
           <w:rFonts w:ascii="Microsoft YaHei" w:hAnsi="Microsoft YaHei" w:eastAsia="Microsoft YaHei"/>
-          <w:sz w:val="22"/>
-        </w:rPr>
-        <w:t>&gt; 可认为各总体率不等或不全等。</w:t>
-      </w:r>
-    </w:p>
-    <w:p/>
-    <w:p>
-      <w:r>
-        <w:rPr>
-          <w:rFonts w:ascii="Microsoft YaHei" w:hAnsi="Microsoft YaHei" w:eastAsia="Microsoft YaHei"/>
-          <w:sz w:val="22"/>
+        </w:rPr>
+        <w:t>可认为各总体率不等或不全等。</w:t>
+      </w:r>
+    </w:p>
+    <w:p/>
+    <w:p>
+      <w:r>
+        <w:rPr>
+          <w:rFonts w:ascii="Microsoft YaHei" w:hAnsi="Microsoft YaHei" w:eastAsia="Microsoft YaHei"/>
         </w:rPr>
         <w:t>答案：A。</w:t>
       </w:r>
@@ -4566,7 +4157,6 @@
       <w:r>
         <w:rPr>
           <w:rFonts w:ascii="Microsoft YaHei" w:hAnsi="Microsoft YaHei" w:eastAsia="Microsoft YaHei"/>
-          <w:sz w:val="22"/>
         </w:rPr>
         <w:t>不能说“各总体率都不等”，因为整体卡方只说明不全相同。</w:t>
       </w:r>
@@ -4576,7 +4166,6 @@
       <w:r>
         <w:rPr>
           <w:rFonts w:ascii="Microsoft YaHei" w:hAnsi="Microsoft YaHei" w:eastAsia="Microsoft YaHei"/>
-          <w:sz w:val="22"/>
         </w:rPr>
         <w:t>---</w:t>
       </w:r>
@@ -4595,7 +4184,6 @@
       <w:r>
         <w:rPr>
           <w:rFonts w:ascii="Microsoft YaHei" w:hAnsi="Microsoft YaHei" w:eastAsia="Microsoft YaHei"/>
-          <w:sz w:val="22"/>
         </w:rPr>
         <w:t>5 个率比较，有一个理论数小于 5 大于 1，其他都大于 5：</w:t>
       </w:r>
@@ -4605,17 +4193,15 @@
       <w:r>
         <w:rPr>
           <w:rFonts w:ascii="Microsoft YaHei" w:hAnsi="Microsoft YaHei" w:eastAsia="Microsoft YaHei"/>
-          <w:sz w:val="22"/>
-        </w:rPr>
-        <w:t>&gt; 通常可以直接做卡方检验。</w:t>
-      </w:r>
-    </w:p>
-    <w:p/>
-    <w:p>
-      <w:r>
-        <w:rPr>
-          <w:rFonts w:ascii="Microsoft YaHei" w:hAnsi="Microsoft YaHei" w:eastAsia="Microsoft YaHei"/>
-          <w:sz w:val="22"/>
+        </w:rPr>
+        <w:t>通常可以直接做卡方检验。</w:t>
+      </w:r>
+    </w:p>
+    <w:p/>
+    <w:p>
+      <w:r>
+        <w:rPr>
+          <w:rFonts w:ascii="Microsoft YaHei" w:hAnsi="Microsoft YaHei" w:eastAsia="Microsoft YaHei"/>
         </w:rPr>
         <w:t>答案：B。</w:t>
       </w:r>
@@ -4625,7 +4211,6 @@
       <w:r>
         <w:rPr>
           <w:rFonts w:ascii="Microsoft YaHei" w:hAnsi="Microsoft YaHei" w:eastAsia="Microsoft YaHei"/>
-          <w:sz w:val="22"/>
         </w:rPr>
         <w:t>---</w:t>
       </w:r>
@@ -4644,7 +4229,6 @@
       <w:r>
         <w:rPr>
           <w:rFonts w:ascii="Microsoft YaHei" w:hAnsi="Microsoft YaHei" w:eastAsia="Microsoft YaHei"/>
-          <w:sz w:val="22"/>
         </w:rPr>
         <w:t>手术疗法和注射疗法比较有效率，是 2×2 四格表。</w:t>
       </w:r>
@@ -4654,7 +4238,6 @@
       <w:r>
         <w:rPr>
           <w:rFonts w:ascii="Microsoft YaHei" w:hAnsi="Microsoft YaHei" w:eastAsia="Microsoft YaHei"/>
-          <w:sz w:val="22"/>
         </w:rPr>
         <w:t>自由度：</w:t>
       </w:r>
@@ -4664,17 +4247,15 @@
       <w:r>
         <w:rPr>
           <w:rFonts w:ascii="Microsoft YaHei" w:hAnsi="Microsoft YaHei" w:eastAsia="Microsoft YaHei"/>
-          <w:sz w:val="22"/>
-        </w:rPr>
-        <w:t>&gt; ν = 1。</w:t>
-      </w:r>
-    </w:p>
-    <w:p/>
-    <w:p>
-      <w:r>
-        <w:rPr>
-          <w:rFonts w:ascii="Microsoft YaHei" w:hAnsi="Microsoft YaHei" w:eastAsia="Microsoft YaHei"/>
-          <w:sz w:val="22"/>
+        </w:rPr>
+        <w:t>ν = 1。</w:t>
+      </w:r>
+    </w:p>
+    <w:p/>
+    <w:p>
+      <w:r>
+        <w:rPr>
+          <w:rFonts w:ascii="Microsoft YaHei" w:hAnsi="Microsoft YaHei" w:eastAsia="Microsoft YaHei"/>
         </w:rPr>
         <w:t>答案：A。</w:t>
       </w:r>
@@ -4684,7 +4265,6 @@
       <w:r>
         <w:rPr>
           <w:rFonts w:ascii="Microsoft YaHei" w:hAnsi="Microsoft YaHei" w:eastAsia="Microsoft YaHei"/>
-          <w:sz w:val="22"/>
         </w:rPr>
         <w:t>---</w:t>
       </w:r>
@@ -4703,7 +4283,6 @@
       <w:r>
         <w:rPr>
           <w:rFonts w:ascii="Microsoft YaHei" w:hAnsi="Microsoft YaHei" w:eastAsia="Microsoft YaHei"/>
-          <w:sz w:val="22"/>
         </w:rPr>
         <w:t>先做题，再看答案。</w:t>
       </w:r>
@@ -4713,17 +4292,15 @@
       <w:r>
         <w:rPr>
           <w:rFonts w:ascii="Microsoft YaHei" w:hAnsi="Microsoft YaHei" w:eastAsia="Microsoft YaHei"/>
-          <w:sz w:val="22"/>
-        </w:rPr>
-        <w:t>&gt; 1D 2B 3E 4B 5B 6E 7D 8D 9C 10B 11A 12C 13D 14A 15B 16A</w:t>
-      </w:r>
-    </w:p>
-    <w:p/>
-    <w:p>
-      <w:r>
-        <w:rPr>
-          <w:rFonts w:ascii="Microsoft YaHei" w:hAnsi="Microsoft YaHei" w:eastAsia="Microsoft YaHei"/>
-          <w:sz w:val="22"/>
+        </w:rPr>
+        <w:t>1D 2B 3E 4B 5B 6E 7D 8D 9C 10B 11A 12C 13D 14A 15B 16A</w:t>
+      </w:r>
+    </w:p>
+    <w:p/>
+    <w:p>
+      <w:r>
+        <w:rPr>
+          <w:rFonts w:ascii="Microsoft YaHei" w:hAnsi="Microsoft YaHei" w:eastAsia="Microsoft YaHei"/>
         </w:rPr>
         <w:t>---</w:t>
       </w:r>
@@ -4745,7 +4322,6 @@
       <w:r>
         <w:rPr>
           <w:rFonts w:ascii="Microsoft YaHei" w:hAnsi="Microsoft YaHei" w:eastAsia="Microsoft YaHei"/>
-          <w:sz w:val="22"/>
         </w:rPr>
         <w:t>率说明某现象发生的强度。</w:t>
       </w:r>
@@ -4757,7 +4333,6 @@
       <w:r>
         <w:rPr>
           <w:rFonts w:ascii="Microsoft YaHei" w:hAnsi="Microsoft YaHei" w:eastAsia="Microsoft YaHei"/>
-          <w:sz w:val="22"/>
         </w:rPr>
         <w:t>构成比说明事物内部各组成部分占全部的比重。</w:t>
       </w:r>
@@ -4769,7 +4344,6 @@
       <w:r>
         <w:rPr>
           <w:rFonts w:ascii="Microsoft YaHei" w:hAnsi="Microsoft YaHei" w:eastAsia="Microsoft YaHei"/>
-          <w:sz w:val="22"/>
         </w:rPr>
         <w:t>相对比说明两个有关指标的相对水平或倍数关系。</w:t>
       </w:r>
@@ -4781,7 +4355,6 @@
       <w:r>
         <w:rPr>
           <w:rFonts w:ascii="Microsoft YaHei" w:hAnsi="Microsoft YaHei" w:eastAsia="Microsoft YaHei"/>
-          <w:sz w:val="22"/>
         </w:rPr>
         <w:t>使用相对数最常见错误是把构成比当作率。</w:t>
       </w:r>
@@ -4793,7 +4366,6 @@
       <w:r>
         <w:rPr>
           <w:rFonts w:ascii="Microsoft YaHei" w:hAnsi="Microsoft YaHei" w:eastAsia="Microsoft YaHei"/>
-          <w:sz w:val="22"/>
         </w:rPr>
         <w:t>比较两地死亡率，标准化率可消除年龄构成不同的影响。</w:t>
       </w:r>
@@ -4805,7 +4377,6 @@
       <w:r>
         <w:rPr>
           <w:rFonts w:ascii="Microsoft YaHei" w:hAnsi="Microsoft YaHei" w:eastAsia="Microsoft YaHei"/>
-          <w:sz w:val="22"/>
         </w:rPr>
         <w:t>卡方检验用于分类资料，不用于两样本均数比较。</w:t>
       </w:r>
@@ -4817,7 +4388,6 @@
       <w:r>
         <w:rPr>
           <w:rFonts w:ascii="Microsoft YaHei" w:hAnsi="Microsoft YaHei" w:eastAsia="Microsoft YaHei"/>
-          <w:sz w:val="22"/>
         </w:rPr>
         <w:t>χ² 分布形状与自由度有关，χ² 值取值范围为 ≥0。</w:t>
       </w:r>
@@ -4829,7 +4399,6 @@
       <w:r>
         <w:rPr>
           <w:rFonts w:ascii="Microsoft YaHei" w:hAnsi="Microsoft YaHei" w:eastAsia="Microsoft YaHei"/>
-          <w:sz w:val="22"/>
         </w:rPr>
         <w:t>理论频数由周边合计决定。</w:t>
       </w:r>
@@ -4841,7 +4410,6 @@
       <w:r>
         <w:rPr>
           <w:rFonts w:ascii="Microsoft YaHei" w:hAnsi="Microsoft YaHei" w:eastAsia="Microsoft YaHei"/>
-          <w:sz w:val="22"/>
         </w:rPr>
         <w:t>四格表自由度一定是 1。</w:t>
       </w:r>
@@ -4853,7 +4421,6 @@
       <w:r>
         <w:rPr>
           <w:rFonts w:ascii="Microsoft YaHei" w:hAnsi="Microsoft YaHei" w:eastAsia="Microsoft YaHei"/>
-          <w:sz w:val="22"/>
         </w:rPr>
         <w:t>四格表 n≥40 且 1≤T&lt;5 时，用校正卡方检验。</w:t>
       </w:r>
@@ -4865,7 +4432,6 @@
       <w:r>
         <w:rPr>
           <w:rFonts w:ascii="Microsoft YaHei" w:hAnsi="Microsoft YaHei" w:eastAsia="Microsoft YaHei"/>
-          <w:sz w:val="22"/>
         </w:rPr>
         <w:t>该校正而未校正，会使 χ² 增大、P 值减小。</w:t>
       </w:r>
@@ -4877,7 +4443,6 @@
       <w:r>
         <w:rPr>
           <w:rFonts w:ascii="Microsoft YaHei" w:hAnsi="Microsoft YaHei" w:eastAsia="Microsoft YaHei"/>
-          <w:sz w:val="22"/>
         </w:rPr>
         <w:t>多个率比较 P&lt;0.05，只能说总体率不全相同。</w:t>
       </w:r>
@@ -4887,7 +4452,6 @@
       <w:r>
         <w:rPr>
           <w:rFonts w:ascii="Microsoft YaHei" w:hAnsi="Microsoft YaHei" w:eastAsia="Microsoft YaHei"/>
-          <w:sz w:val="22"/>
         </w:rPr>
         <w:t>---</w:t>
       </w:r>
@@ -4906,7 +4470,6 @@
       <w:r>
         <w:rPr>
           <w:rFonts w:ascii="Microsoft YaHei" w:hAnsi="Microsoft YaHei" w:eastAsia="Microsoft YaHei"/>
-          <w:sz w:val="22"/>
         </w:rPr>
         <w:t>最低完成：</w:t>
       </w:r>
@@ -4919,7 +4482,6 @@
       <w:r>
         <w:rPr>
           <w:rFonts w:ascii="Microsoft YaHei" w:hAnsi="Microsoft YaHei" w:eastAsia="Microsoft YaHei"/>
-          <w:sz w:val="22"/>
         </w:rPr>
         <w:t>看完本详细笔记。</w:t>
       </w:r>
@@ -4931,7 +4493,6 @@
       <w:r>
         <w:rPr>
           <w:rFonts w:ascii="Microsoft YaHei" w:hAnsi="Microsoft YaHei" w:eastAsia="Microsoft YaHei"/>
-          <w:sz w:val="22"/>
         </w:rPr>
         <w:t>完成选择题第 1-12 题。</w:t>
       </w:r>
@@ -4943,7 +4504,6 @@
       <w:r>
         <w:rPr>
           <w:rFonts w:ascii="Microsoft YaHei" w:hAnsi="Microsoft YaHei" w:eastAsia="Microsoft YaHei"/>
-          <w:sz w:val="22"/>
         </w:rPr>
         <w:t>跑一遍 `例07-01.sav` 的 Crosstabs。</w:t>
       </w:r>
@@ -4955,7 +4515,6 @@
       <w:r>
         <w:rPr>
           <w:rFonts w:ascii="Microsoft YaHei" w:hAnsi="Microsoft YaHei" w:eastAsia="Microsoft YaHei"/>
-          <w:sz w:val="22"/>
         </w:rPr>
         <w:t>保存一张 `Chi-Square Tests` 输出截图。</w:t>
       </w:r>
@@ -4965,7 +4524,6 @@
       <w:r>
         <w:rPr>
           <w:rFonts w:ascii="Microsoft YaHei" w:hAnsi="Microsoft YaHei" w:eastAsia="Microsoft YaHei"/>
-          <w:sz w:val="22"/>
         </w:rPr>
         <w:t>完整完成：</w:t>
       </w:r>
@@ -4978,7 +4536,6 @@
       <w:r>
         <w:rPr>
           <w:rFonts w:ascii="Microsoft YaHei" w:hAnsi="Microsoft YaHei" w:eastAsia="Microsoft YaHei"/>
-          <w:sz w:val="22"/>
         </w:rPr>
         <w:t>完成 16 道计数资料选择题。</w:t>
       </w:r>
@@ -4990,7 +4547,6 @@
       <w:r>
         <w:rPr>
           <w:rFonts w:ascii="Microsoft YaHei" w:hAnsi="Microsoft YaHei" w:eastAsia="Microsoft YaHei"/>
-          <w:sz w:val="22"/>
         </w:rPr>
         <w:t>错题按每个选项整理原因。</w:t>
       </w:r>
@@ -5002,7 +4558,6 @@
       <w:r>
         <w:rPr>
           <w:rFonts w:ascii="Microsoft YaHei" w:hAnsi="Microsoft YaHei" w:eastAsia="Microsoft YaHei"/>
-          <w:sz w:val="22"/>
         </w:rPr>
         <w:t>保存变量视图、交叉表和卡方检验输出截图。</w:t>
       </w:r>
@@ -5014,7 +4569,6 @@
       <w:r>
         <w:rPr>
           <w:rFonts w:ascii="Microsoft YaHei" w:hAnsi="Microsoft YaHei" w:eastAsia="Microsoft YaHei"/>
-          <w:sz w:val="22"/>
         </w:rPr>
         <w:t>能不看资料复述“二十二、今天必须背到脱口而出”的 12 条。</w:t>
       </w:r>
@@ -5024,7 +4578,6 @@
       <w:r>
         <w:rPr>
           <w:rFonts w:ascii="Microsoft YaHei" w:hAnsi="Microsoft YaHei" w:eastAsia="Microsoft YaHei"/>
-          <w:sz w:val="22"/>
         </w:rPr>
         <w:t>建议截图文件名：</w:t>
       </w:r>
@@ -5037,7 +4590,6 @@
       <w:r>
         <w:rPr>
           <w:rFonts w:ascii="Microsoft YaHei" w:hAnsi="Microsoft YaHei" w:eastAsia="Microsoft YaHei"/>
-          <w:sz w:val="22"/>
         </w:rPr>
         <w:t>`D:\医学统计学期末冲刺复习包\04_SPSS操作\SPSS截图\0602_卡方检验_例07-01_变量视图.png`</w:t>
       </w:r>
@@ -5049,7 +4601,6 @@
       <w:r>
         <w:rPr>
           <w:rFonts w:ascii="Microsoft YaHei" w:hAnsi="Microsoft YaHei" w:eastAsia="Microsoft YaHei"/>
-          <w:sz w:val="22"/>
         </w:rPr>
         <w:t>`D:\医学统计学期末冲刺复习包\04_SPSS操作\SPSS截图\0602_卡方检验_例07-01_卡方输出.png`</w:t>
       </w:r>
@@ -5430,7 +4981,7 @@
     <w:rsid w:val="00FC693F"/>
     <w:rPr>
       <w:rFonts w:ascii="Microsoft YaHei" w:hAnsi="Microsoft YaHei" w:eastAsia="Microsoft YaHei"/>
-      <w:sz w:val="22"/>
+      <w:sz w:val="21"/>
     </w:rPr>
   </w:style>
   <w:style w:type="paragraph" w:styleId="Header">
